--- a/lessons/2-4/downloads/reveal/teacher/2.4-session-1-prerequisite-practice-a.docx
+++ b/lessons/2-4/downloads/reveal/teacher/2.4-session-1-prerequisite-practice-a.docx
@@ -15,10 +15,28 @@
         <w:rPr>
           <w:rFonts w:ascii="Avenir Next" w:hAnsi="Avenir Next" w:cs="Avenir Next" w:eastAsia="Avenir Next"/>
           <w:color w:val="1A1A1A"/>
+          <w:sz w:val="22"/>
+          <w:szCs w:val="20"/>
+        </w:rPr>
+        <w:t xml:space="preserve">Name</w:t>
+      </w:r>
+      <w:r>
+        <w:rPr>
+          <w:rFonts w:ascii="Avenir Next" w:hAnsi="Avenir Next" w:cs="Avenir Next" w:eastAsia="Avenir Next"/>
+          <w:color w:val="1A1A1A"/>
           <w:sz w:val="20"/>
           <w:szCs w:val="20"/>
         </w:rPr>
-        <w:t xml:space="preserve">Name</w:t>
+        <w:tab/>
+      </w:r>
+      <w:r>
+        <w:rPr>
+          <w:rFonts w:ascii="Avenir Next" w:hAnsi="Avenir Next" w:cs="Avenir Next" w:eastAsia="Avenir Next"/>
+          <w:color w:val="1A1A1A"/>
+          <w:sz w:val="22"/>
+          <w:szCs w:val="20"/>
+        </w:rPr>
+        <w:t xml:space="preserve">   Date</w:t>
       </w:r>
       <w:r>
         <w:rPr>
@@ -33,25 +51,7 @@
         <w:rPr>
           <w:rFonts w:ascii="Avenir Next" w:hAnsi="Avenir Next" w:cs="Avenir Next" w:eastAsia="Avenir Next"/>
           <w:color w:val="1A1A1A"/>
-          <w:sz w:val="20"/>
-          <w:szCs w:val="20"/>
-        </w:rPr>
-        <w:t xml:space="preserve">   Date</w:t>
-      </w:r>
-      <w:r>
-        <w:rPr>
-          <w:rFonts w:ascii="Avenir Next" w:hAnsi="Avenir Next" w:cs="Avenir Next" w:eastAsia="Avenir Next"/>
-          <w:color w:val="1A1A1A"/>
-          <w:sz w:val="20"/>
-          <w:szCs w:val="20"/>
-        </w:rPr>
-        <w:tab/>
-      </w:r>
-      <w:r>
-        <w:rPr>
-          <w:rFonts w:ascii="Avenir Next" w:hAnsi="Avenir Next" w:cs="Avenir Next" w:eastAsia="Avenir Next"/>
-          <w:color w:val="1A1A1A"/>
-          <w:sz w:val="20"/>
+          <w:sz w:val="22"/>
           <w:szCs w:val="20"/>
         </w:rPr>
         <w:t xml:space="preserve">   Period</w:t>
@@ -78,7 +78,7 @@
           <w:caps/>
           <w:color w:val="003A70"/>
           <w:spacing w:val="12"/>
-          <w:sz w:val="19"/>
+          <w:sz w:val="22"/>
           <w:szCs w:val="19"/>
         </w:rPr>
         <w:t xml:space="preserve">Lesson 2-4  ·  Session 1  ·  Prerequisite Practice A  ·  Skill 1 of 2</w:t>
@@ -86,6 +86,7 @@
     </w:p>
     <w:p>
       <w:pPr>
+        <w:pStyle w:val="Heading1"/>
         <w:keepNext/>
         <w:spacing w:before="0" w:after="10" w:line="240" w:lineRule="auto"/>
       </w:pPr>
@@ -111,7 +112,7 @@
         <w:rPr>
           <w:rFonts w:ascii="Avenir Next" w:hAnsi="Avenir Next" w:cs="Avenir Next" w:eastAsia="Avenir Next"/>
           <w:color w:val="5A5F66"/>
-          <w:sz w:val="17"/>
+          <w:sz w:val="22"/>
           <w:szCs w:val="17"/>
         </w:rPr>
         <w:t xml:space="preserve">Builds on Grade 4 · 4.NBT.B.4</w:t>
@@ -154,6 +155,7 @@
           </w:tcPr>
           <w:p>
             <w:pPr>
+              <w:pStyle w:val="Heading2"/>
               <w:spacing w:before="0" w:after="0" w:line="252" w:lineRule="auto"/>
             </w:pPr>
             <w:r>
@@ -183,7 +185,7 @@
               <w:rPr>
                 <w:rFonts w:ascii="Avenir Next" w:hAnsi="Avenir Next" w:cs="Avenir Next" w:eastAsia="Avenir Next"/>
                 <w:color w:val="1A1A1A"/>
-                <w:sz w:val="20"/>
+                <w:sz w:val="22"/>
                 <w:szCs w:val="20"/>
               </w:rPr>
               <w:t xml:space="preserve">Box width is Q3 − Q1. In problem 2 you find the width of the bird-count box.</w:t>
@@ -203,6 +205,7 @@
           </w:tcPr>
           <w:p>
             <w:pPr>
+              <w:pStyle w:val="Heading2"/>
               <w:spacing w:before="0" w:after="0" w:line="252" w:lineRule="auto"/>
             </w:pPr>
             <w:r>
@@ -232,7 +235,7 @@
               <w:rPr>
                 <w:rFonts w:ascii="Avenir Next" w:hAnsi="Avenir Next" w:cs="Avenir Next" w:eastAsia="Avenir Next"/>
                 <w:color w:val="1A1A1A"/>
-                <w:sz w:val="20"/>
+                <w:sz w:val="22"/>
                 <w:szCs w:val="20"/>
               </w:rPr>
               <w:t xml:space="preserve">Subtract two-digit numbers, regrouping when needed.  </w:t>
@@ -242,7 +245,7 @@
                 <w:rFonts w:ascii="Avenir Next" w:hAnsi="Avenir Next" w:cs="Avenir Next" w:eastAsia="Avenir Next"/>
                 <w:b/>
                 <w:color w:val="1A1A1A"/>
-                <w:sz w:val="20"/>
+                <w:sz w:val="22"/>
                 <w:szCs w:val="20"/>
               </w:rPr>
               <w:t xml:space="preserve">You will use it in Practice Form A, problems 2 and 4.</w:t>
@@ -253,6 +256,7 @@
     </w:tbl>
     <w:p>
       <w:pPr>
+        <w:pStyle w:val="Heading2"/>
         <w:keepNext/>
         <w:pBdr>
           <w:bottom w:val="single" w:sz="8" w:space="3" w:color="003A70"/>
@@ -268,7 +272,7 @@
           <w:b/>
           <w:color w:val="003A70"/>
           <w:spacing w:val="14"/>
-          <w:sz w:val="19"/>
+          <w:sz w:val="22"/>
           <w:szCs w:val="19"/>
         </w:rPr>
         <w:t xml:space="preserve">STEPS TO FOLLOW</w:t>
@@ -287,7 +291,7 @@
           <w:rFonts w:ascii="Avenir Next" w:hAnsi="Avenir Next" w:cs="Avenir Next" w:eastAsia="Avenir Next"/>
           <w:i/>
           <w:color w:val="5A5F66"/>
-          <w:sz w:val="17"/>
+          <w:sz w:val="22"/>
           <w:szCs w:val="17"/>
         </w:rPr>
         <w:t xml:space="preserve">use these same steps on every problem</w:t>
@@ -329,6 +333,7 @@
           </w:tcPr>
           <w:p>
             <w:pPr>
+              <w:pStyle w:val="Heading1"/>
               <w:spacing w:before="0" w:after="0" w:line="240" w:lineRule="auto"/>
               <w:jc w:val="center"/>
             </w:pPr>
@@ -357,7 +362,7 @@
               <w:rPr>
                 <w:rFonts w:ascii="Avenir Next" w:hAnsi="Avenir Next" w:cs="Avenir Next" w:eastAsia="Avenir Next"/>
                 <w:color w:val="1A1A1A"/>
-                <w:sz w:val="21"/>
+                <w:sz w:val="22"/>
                 <w:szCs w:val="21"/>
               </w:rPr>
               <w:t xml:space="preserve">Write the </w:t>
@@ -367,7 +372,7 @@
                 <w:rFonts w:ascii="Avenir Next" w:hAnsi="Avenir Next" w:cs="Avenir Next" w:eastAsia="Avenir Next"/>
                 <w:b/>
                 <w:color w:val="1A1A1A"/>
-                <w:sz w:val="21"/>
+                <w:sz w:val="22"/>
                 <w:szCs w:val="21"/>
               </w:rPr>
               <w:t xml:space="preserve">greater</w:t>
@@ -376,7 +381,7 @@
               <w:rPr>
                 <w:rFonts w:ascii="Avenir Next" w:hAnsi="Avenir Next" w:cs="Avenir Next" w:eastAsia="Avenir Next"/>
                 <w:color w:val="1A1A1A"/>
-                <w:sz w:val="21"/>
+                <w:sz w:val="22"/>
                 <w:szCs w:val="21"/>
               </w:rPr>
               <w:t xml:space="preserve"> number on top.</w:t>
@@ -395,6 +400,7 @@
           </w:tcPr>
           <w:p>
             <w:pPr>
+              <w:pStyle w:val="Heading1"/>
               <w:spacing w:before="0" w:after="0" w:line="240" w:lineRule="auto"/>
               <w:jc w:val="center"/>
             </w:pPr>
@@ -423,7 +429,7 @@
               <w:rPr>
                 <w:rFonts w:ascii="Avenir Next" w:hAnsi="Avenir Next" w:cs="Avenir Next" w:eastAsia="Avenir Next"/>
                 <w:color w:val="1A1A1A"/>
-                <w:sz w:val="21"/>
+                <w:sz w:val="22"/>
                 <w:szCs w:val="21"/>
               </w:rPr>
               <w:t xml:space="preserve">Subtract the </w:t>
@@ -433,7 +439,7 @@
                 <w:rFonts w:ascii="Avenir Next" w:hAnsi="Avenir Next" w:cs="Avenir Next" w:eastAsia="Avenir Next"/>
                 <w:b/>
                 <w:color w:val="1A1A1A"/>
-                <w:sz w:val="21"/>
+                <w:sz w:val="22"/>
                 <w:szCs w:val="21"/>
               </w:rPr>
               <w:t xml:space="preserve">ones</w:t>
@@ -442,7 +448,7 @@
               <w:rPr>
                 <w:rFonts w:ascii="Avenir Next" w:hAnsi="Avenir Next" w:cs="Avenir Next" w:eastAsia="Avenir Next"/>
                 <w:color w:val="1A1A1A"/>
-                <w:sz w:val="21"/>
+                <w:sz w:val="22"/>
                 <w:szCs w:val="21"/>
               </w:rPr>
               <w:t xml:space="preserve">. Regroup if the top digit is smaller.</w:t>
@@ -461,6 +467,7 @@
           </w:tcPr>
           <w:p>
             <w:pPr>
+              <w:pStyle w:val="Heading1"/>
               <w:spacing w:before="0" w:after="0" w:line="240" w:lineRule="auto"/>
               <w:jc w:val="center"/>
             </w:pPr>
@@ -489,7 +496,7 @@
               <w:rPr>
                 <w:rFonts w:ascii="Avenir Next" w:hAnsi="Avenir Next" w:cs="Avenir Next" w:eastAsia="Avenir Next"/>
                 <w:color w:val="1A1A1A"/>
-                <w:sz w:val="21"/>
+                <w:sz w:val="22"/>
                 <w:szCs w:val="21"/>
               </w:rPr>
               <w:t xml:space="preserve">Subtract the </w:t>
@@ -499,7 +506,7 @@
                 <w:rFonts w:ascii="Avenir Next" w:hAnsi="Avenir Next" w:cs="Avenir Next" w:eastAsia="Avenir Next"/>
                 <w:b/>
                 <w:color w:val="1A1A1A"/>
-                <w:sz w:val="21"/>
+                <w:sz w:val="22"/>
                 <w:szCs w:val="21"/>
               </w:rPr>
               <w:t xml:space="preserve">tens</w:t>
@@ -508,7 +515,7 @@
               <w:rPr>
                 <w:rFonts w:ascii="Avenir Next" w:hAnsi="Avenir Next" w:cs="Avenir Next" w:eastAsia="Avenir Next"/>
                 <w:color w:val="1A1A1A"/>
-                <w:sz w:val="21"/>
+                <w:sz w:val="22"/>
                 <w:szCs w:val="21"/>
               </w:rPr>
               <w:t xml:space="preserve">.</w:t>
@@ -519,6 +526,7 @@
     </w:tbl>
     <w:p>
       <w:pPr>
+        <w:pStyle w:val="Heading2"/>
         <w:keepNext/>
         <w:pBdr>
           <w:bottom w:val="single" w:sz="8" w:space="3" w:color="003A70"/>
@@ -534,7 +542,7 @@
           <w:b/>
           <w:color w:val="003A70"/>
           <w:spacing w:val="14"/>
-          <w:sz w:val="19"/>
+          <w:sz w:val="22"/>
           <w:szCs w:val="19"/>
         </w:rPr>
         <w:t xml:space="preserve">WATCH ME</w:t>
@@ -553,7 +561,7 @@
           <w:rFonts w:ascii="Avenir Next" w:hAnsi="Avenir Next" w:cs="Avenir Next" w:eastAsia="Avenir Next"/>
           <w:i/>
           <w:color w:val="5A5F66"/>
-          <w:sz w:val="17"/>
+          <w:sz w:val="22"/>
           <w:szCs w:val="17"/>
         </w:rPr>
         <w:t xml:space="preserve">the steps in action</w:t>
@@ -568,7 +576,7 @@
           <w:rFonts w:ascii="Avenir Next" w:hAnsi="Avenir Next" w:cs="Avenir Next" w:eastAsia="Avenir Next"/>
           <w:b/>
           <w:color w:val="1A1A1A"/>
-          <w:sz w:val="21"/>
+          <w:sz w:val="22"/>
           <w:szCs w:val="21"/>
         </w:rPr>
         <w:t xml:space="preserve">Find 62 − 38.</w:t>
@@ -587,25 +595,25 @@
           <w:rFonts w:ascii="Avenir Next" w:hAnsi="Avenir Next" w:cs="Avenir Next" w:eastAsia="Avenir Next"/>
           <w:b/>
           <w:color w:val="003A70"/>
+          <w:sz w:val="22"/>
+          <w:szCs w:val="19"/>
+        </w:rPr>
+        <w:t xml:space="preserve">Step 1</w:t>
+      </w:r>
+      <w:r>
+        <w:rPr>
+          <w:rFonts w:ascii="Avenir Next" w:hAnsi="Avenir Next" w:cs="Avenir Next" w:eastAsia="Avenir Next"/>
+          <w:color w:val="1A1A1A"/>
           <w:sz w:val="19"/>
           <w:szCs w:val="19"/>
         </w:rPr>
-        <w:t xml:space="preserve">Step 1</w:t>
-      </w:r>
-      <w:r>
-        <w:rPr>
-          <w:rFonts w:ascii="Avenir Next" w:hAnsi="Avenir Next" w:cs="Avenir Next" w:eastAsia="Avenir Next"/>
-          <w:color w:val="1A1A1A"/>
-          <w:sz w:val="19"/>
-          <w:szCs w:val="19"/>
-        </w:rPr>
         <w:tab/>
       </w:r>
       <w:r>
         <w:rPr>
           <w:rFonts w:ascii="Avenir Next" w:hAnsi="Avenir Next" w:cs="Avenir Next" w:eastAsia="Avenir Next"/>
           <w:color w:val="1A1A1A"/>
-          <w:sz w:val="21"/>
+          <w:sz w:val="22"/>
           <w:szCs w:val="21"/>
         </w:rPr>
         <w:t xml:space="preserve">62 on top, 38 below.</w:t>
@@ -624,25 +632,25 @@
           <w:rFonts w:ascii="Avenir Next" w:hAnsi="Avenir Next" w:cs="Avenir Next" w:eastAsia="Avenir Next"/>
           <w:b/>
           <w:color w:val="003A70"/>
+          <w:sz w:val="22"/>
+          <w:szCs w:val="19"/>
+        </w:rPr>
+        <w:t xml:space="preserve">Step 2</w:t>
+      </w:r>
+      <w:r>
+        <w:rPr>
+          <w:rFonts w:ascii="Avenir Next" w:hAnsi="Avenir Next" w:cs="Avenir Next" w:eastAsia="Avenir Next"/>
+          <w:color w:val="1A1A1A"/>
           <w:sz w:val="19"/>
           <w:szCs w:val="19"/>
         </w:rPr>
-        <w:t xml:space="preserve">Step 2</w:t>
-      </w:r>
-      <w:r>
-        <w:rPr>
-          <w:rFonts w:ascii="Avenir Next" w:hAnsi="Avenir Next" w:cs="Avenir Next" w:eastAsia="Avenir Next"/>
-          <w:color w:val="1A1A1A"/>
-          <w:sz w:val="19"/>
-          <w:szCs w:val="19"/>
-        </w:rPr>
         <w:tab/>
       </w:r>
       <w:r>
         <w:rPr>
           <w:rFonts w:ascii="Avenir Next" w:hAnsi="Avenir Next" w:cs="Avenir Next" w:eastAsia="Avenir Next"/>
           <w:color w:val="1A1A1A"/>
-          <w:sz w:val="21"/>
+          <w:sz w:val="22"/>
           <w:szCs w:val="21"/>
         </w:rPr>
         <w:t xml:space="preserve">2 is less than 8. Regroup: 12 − 8 = 4.</w:t>
@@ -661,25 +669,25 @@
           <w:rFonts w:ascii="Avenir Next" w:hAnsi="Avenir Next" w:cs="Avenir Next" w:eastAsia="Avenir Next"/>
           <w:b/>
           <w:color w:val="003A70"/>
+          <w:sz w:val="22"/>
+          <w:szCs w:val="19"/>
+        </w:rPr>
+        <w:t xml:space="preserve">Step 3</w:t>
+      </w:r>
+      <w:r>
+        <w:rPr>
+          <w:rFonts w:ascii="Avenir Next" w:hAnsi="Avenir Next" w:cs="Avenir Next" w:eastAsia="Avenir Next"/>
+          <w:color w:val="1A1A1A"/>
           <w:sz w:val="19"/>
           <w:szCs w:val="19"/>
         </w:rPr>
-        <w:t xml:space="preserve">Step 3</w:t>
-      </w:r>
-      <w:r>
-        <w:rPr>
-          <w:rFonts w:ascii="Avenir Next" w:hAnsi="Avenir Next" w:cs="Avenir Next" w:eastAsia="Avenir Next"/>
-          <w:color w:val="1A1A1A"/>
-          <w:sz w:val="19"/>
-          <w:szCs w:val="19"/>
-        </w:rPr>
         <w:tab/>
       </w:r>
       <w:r>
         <w:rPr>
           <w:rFonts w:ascii="Avenir Next" w:hAnsi="Avenir Next" w:cs="Avenir Next" w:eastAsia="Avenir Next"/>
           <w:color w:val="1A1A1A"/>
-          <w:sz w:val="21"/>
+          <w:sz w:val="22"/>
           <w:szCs w:val="21"/>
         </w:rPr>
         <w:t xml:space="preserve">5 − 3 = 2. The answer is 24.</w:t>
@@ -698,18 +706,18 @@
           <w:rFonts w:ascii="Avenir Next" w:hAnsi="Avenir Next" w:cs="Avenir Next" w:eastAsia="Avenir Next"/>
           <w:b/>
           <w:color w:val="1A1A1A"/>
+          <w:sz w:val="22"/>
+          <w:szCs w:val="21"/>
+        </w:rPr>
+        <w:t xml:space="preserve">Answer</w:t>
+      </w:r>
+      <w:r>
+        <w:rPr>
+          <w:rFonts w:ascii="Avenir Next" w:hAnsi="Avenir Next" w:cs="Avenir Next" w:eastAsia="Avenir Next"/>
+          <w:color w:val="1A1A1A"/>
           <w:sz w:val="21"/>
           <w:szCs w:val="21"/>
         </w:rPr>
-        <w:t xml:space="preserve">Answer</w:t>
-      </w:r>
-      <w:r>
-        <w:rPr>
-          <w:rFonts w:ascii="Avenir Next" w:hAnsi="Avenir Next" w:cs="Avenir Next" w:eastAsia="Avenir Next"/>
-          <w:color w:val="1A1A1A"/>
-          <w:sz w:val="21"/>
-          <w:szCs w:val="21"/>
-        </w:rPr>
         <w:tab/>
       </w:r>
       <w:r>
@@ -717,7 +725,7 @@
           <w:rFonts w:ascii="Avenir Next" w:hAnsi="Avenir Next" w:cs="Avenir Next" w:eastAsia="Avenir Next"/>
           <w:b/>
           <w:color w:val="1A1A1A"/>
-          <w:sz w:val="21"/>
+          <w:sz w:val="22"/>
           <w:szCs w:val="21"/>
         </w:rPr>
         <w:t xml:space="preserve">24</w:t>
@@ -725,6 +733,7 @@
     </w:p>
     <w:p>
       <w:pPr>
+        <w:pStyle w:val="Heading2"/>
         <w:keepNext/>
         <w:pBdr>
           <w:bottom w:val="single" w:sz="8" w:space="3" w:color="003A70"/>
@@ -740,7 +749,7 @@
           <w:b/>
           <w:color w:val="003A70"/>
           <w:spacing w:val="14"/>
-          <w:sz w:val="19"/>
+          <w:sz w:val="22"/>
           <w:szCs w:val="19"/>
         </w:rPr>
         <w:t xml:space="preserve">TRY IT WITH HELP</w:t>
@@ -759,7 +768,7 @@
           <w:rFonts w:ascii="Avenir Next" w:hAnsi="Avenir Next" w:cs="Avenir Next" w:eastAsia="Avenir Next"/>
           <w:i/>
           <w:color w:val="5A5F66"/>
-          <w:sz w:val="17"/>
+          <w:sz w:val="22"/>
           <w:szCs w:val="17"/>
         </w:rPr>
         <w:t xml:space="preserve">fill in each step</w:t>
@@ -817,18 +826,18 @@
           <w:rFonts w:ascii="Avenir Next" w:hAnsi="Avenir Next" w:cs="Avenir Next" w:eastAsia="Avenir Next"/>
           <w:b/>
           <w:color w:val="003A70"/>
+          <w:sz w:val="22"/>
+          <w:szCs w:val="18"/>
+        </w:rPr>
+        <w:t xml:space="preserve">Step 1</w:t>
+      </w:r>
+      <w:r>
+        <w:rPr>
+          <w:rFonts w:ascii="Avenir Next" w:hAnsi="Avenir Next" w:cs="Avenir Next" w:eastAsia="Avenir Next"/>
+          <w:color w:val="1A1A1A"/>
           <w:sz w:val="18"/>
           <w:szCs w:val="18"/>
         </w:rPr>
-        <w:t xml:space="preserve">Step 1</w:t>
-      </w:r>
-      <w:r>
-        <w:rPr>
-          <w:rFonts w:ascii="Avenir Next" w:hAnsi="Avenir Next" w:cs="Avenir Next" w:eastAsia="Avenir Next"/>
-          <w:color w:val="1A1A1A"/>
-          <w:sz w:val="18"/>
-          <w:szCs w:val="18"/>
-        </w:rPr>
         <w:tab/>
       </w:r>
       <w:r>
@@ -845,7 +854,7 @@
         <w:rPr>
           <w:rFonts w:ascii="Avenir Next" w:hAnsi="Avenir Next" w:cs="Avenir Next" w:eastAsia="Avenir Next"/>
           <w:color w:val="1A1A1A"/>
-          <w:sz w:val="21"/>
+          <w:sz w:val="22"/>
           <w:szCs w:val="21"/>
         </w:rPr>
         <w:t xml:space="preserve"> on top, 23 below.</w:t>
@@ -865,35 +874,35 @@
           <w:rFonts w:ascii="Avenir Next" w:hAnsi="Avenir Next" w:cs="Avenir Next" w:eastAsia="Avenir Next"/>
           <w:b/>
           <w:color w:val="003A70"/>
+          <w:sz w:val="22"/>
+          <w:szCs w:val="18"/>
+        </w:rPr>
+        <w:t xml:space="preserve">Step 2</w:t>
+      </w:r>
+      <w:r>
+        <w:rPr>
+          <w:rFonts w:ascii="Avenir Next" w:hAnsi="Avenir Next" w:cs="Avenir Next" w:eastAsia="Avenir Next"/>
+          <w:color w:val="1A1A1A"/>
           <w:sz w:val="18"/>
           <w:szCs w:val="18"/>
         </w:rPr>
-        <w:t xml:space="preserve">Step 2</w:t>
-      </w:r>
-      <w:r>
-        <w:rPr>
-          <w:rFonts w:ascii="Avenir Next" w:hAnsi="Avenir Next" w:cs="Avenir Next" w:eastAsia="Avenir Next"/>
-          <w:color w:val="1A1A1A"/>
-          <w:sz w:val="18"/>
-          <w:szCs w:val="18"/>
-        </w:rPr>
         <w:tab/>
       </w:r>
       <w:r>
         <w:rPr>
           <w:rFonts w:ascii="Avenir Next" w:hAnsi="Avenir Next" w:cs="Avenir Next" w:eastAsia="Avenir Next"/>
           <w:color w:val="1A1A1A"/>
+          <w:sz w:val="22"/>
+          <w:szCs w:val="21"/>
+        </w:rPr>
+        <w:t xml:space="preserve">Ones: 7 − 3 = </w:t>
+      </w:r>
+      <w:r>
+        <w:rPr>
+          <w:rFonts w:ascii="Avenir Next" w:hAnsi="Avenir Next" w:cs="Avenir Next" w:eastAsia="Avenir Next"/>
+          <w:color w:val="1A1A1A"/>
           <w:sz w:val="21"/>
           <w:szCs w:val="21"/>
-        </w:rPr>
-        <w:t xml:space="preserve">Ones: 7 − 3 = </w:t>
-      </w:r>
-      <w:r>
-        <w:rPr>
-          <w:rFonts w:ascii="Avenir Next" w:hAnsi="Avenir Next" w:cs="Avenir Next" w:eastAsia="Avenir Next"/>
-          <w:color w:val="1A1A1A"/>
-          <w:sz w:val="21"/>
-          <w:szCs w:val="21"/>
           <w:u w:val="single"/>
         </w:rPr>
         <w:t xml:space="preserve">                </w:t>
@@ -902,7 +911,7 @@
         <w:rPr>
           <w:rFonts w:ascii="Avenir Next" w:hAnsi="Avenir Next" w:cs="Avenir Next" w:eastAsia="Avenir Next"/>
           <w:color w:val="1A1A1A"/>
-          <w:sz w:val="21"/>
+          <w:sz w:val="22"/>
           <w:szCs w:val="21"/>
         </w:rPr>
         <w:t xml:space="preserve">.</w:t>
@@ -922,28 +931,47 @@
           <w:rFonts w:ascii="Avenir Next" w:hAnsi="Avenir Next" w:cs="Avenir Next" w:eastAsia="Avenir Next"/>
           <w:b/>
           <w:color w:val="003A70"/>
+          <w:sz w:val="22"/>
+          <w:szCs w:val="18"/>
+        </w:rPr>
+        <w:t xml:space="preserve">Step 3</w:t>
+      </w:r>
+      <w:r>
+        <w:rPr>
+          <w:rFonts w:ascii="Avenir Next" w:hAnsi="Avenir Next" w:cs="Avenir Next" w:eastAsia="Avenir Next"/>
+          <w:color w:val="1A1A1A"/>
           <w:sz w:val="18"/>
           <w:szCs w:val="18"/>
         </w:rPr>
-        <w:t xml:space="preserve">Step 3</w:t>
-      </w:r>
-      <w:r>
-        <w:rPr>
-          <w:rFonts w:ascii="Avenir Next" w:hAnsi="Avenir Next" w:cs="Avenir Next" w:eastAsia="Avenir Next"/>
-          <w:color w:val="1A1A1A"/>
-          <w:sz w:val="18"/>
-          <w:szCs w:val="18"/>
-        </w:rPr>
         <w:tab/>
       </w:r>
       <w:r>
         <w:rPr>
           <w:rFonts w:ascii="Avenir Next" w:hAnsi="Avenir Next" w:cs="Avenir Next" w:eastAsia="Avenir Next"/>
           <w:color w:val="1A1A1A"/>
+          <w:sz w:val="22"/>
+          <w:szCs w:val="21"/>
+        </w:rPr>
+        <w:t xml:space="preserve">Tens: 4 − 2 = </w:t>
+      </w:r>
+      <w:r>
+        <w:rPr>
+          <w:rFonts w:ascii="Avenir Next" w:hAnsi="Avenir Next" w:cs="Avenir Next" w:eastAsia="Avenir Next"/>
+          <w:color w:val="1A1A1A"/>
           <w:sz w:val="21"/>
           <w:szCs w:val="21"/>
-        </w:rPr>
-        <w:t xml:space="preserve">Tens: 4 − 2 = </w:t>
+          <w:u w:val="single"/>
+        </w:rPr>
+        <w:t xml:space="preserve">                </w:t>
+      </w:r>
+      <w:r>
+        <w:rPr>
+          <w:rFonts w:ascii="Avenir Next" w:hAnsi="Avenir Next" w:cs="Avenir Next" w:eastAsia="Avenir Next"/>
+          <w:color w:val="1A1A1A"/>
+          <w:sz w:val="22"/>
+          <w:szCs w:val="21"/>
+        </w:rPr>
+        <w:t xml:space="preserve">. Answer: </w:t>
       </w:r>
       <w:r>
         <w:rPr>
@@ -959,26 +987,7 @@
         <w:rPr>
           <w:rFonts w:ascii="Avenir Next" w:hAnsi="Avenir Next" w:cs="Avenir Next" w:eastAsia="Avenir Next"/>
           <w:color w:val="1A1A1A"/>
-          <w:sz w:val="21"/>
-          <w:szCs w:val="21"/>
-        </w:rPr>
-        <w:t xml:space="preserve">. Answer: </w:t>
-      </w:r>
-      <w:r>
-        <w:rPr>
-          <w:rFonts w:ascii="Avenir Next" w:hAnsi="Avenir Next" w:cs="Avenir Next" w:eastAsia="Avenir Next"/>
-          <w:color w:val="1A1A1A"/>
-          <w:sz w:val="21"/>
-          <w:szCs w:val="21"/>
-          <w:u w:val="single"/>
-        </w:rPr>
-        <w:t xml:space="preserve">                </w:t>
-      </w:r>
-      <w:r>
-        <w:rPr>
-          <w:rFonts w:ascii="Avenir Next" w:hAnsi="Avenir Next" w:cs="Avenir Next" w:eastAsia="Avenir Next"/>
-          <w:color w:val="1A1A1A"/>
-          <w:sz w:val="21"/>
+          <w:sz w:val="22"/>
           <w:szCs w:val="21"/>
         </w:rPr>
         <w:t xml:space="preserve">.</w:t>
@@ -1041,18 +1050,18 @@
           <w:rFonts w:ascii="Avenir Next" w:hAnsi="Avenir Next" w:cs="Avenir Next" w:eastAsia="Avenir Next"/>
           <w:b/>
           <w:color w:val="003A70"/>
+          <w:sz w:val="22"/>
+          <w:szCs w:val="18"/>
+        </w:rPr>
+        <w:t xml:space="preserve">Step 1</w:t>
+      </w:r>
+      <w:r>
+        <w:rPr>
+          <w:rFonts w:ascii="Avenir Next" w:hAnsi="Avenir Next" w:cs="Avenir Next" w:eastAsia="Avenir Next"/>
+          <w:color w:val="1A1A1A"/>
           <w:sz w:val="18"/>
           <w:szCs w:val="18"/>
         </w:rPr>
-        <w:t xml:space="preserve">Step 1</w:t>
-      </w:r>
-      <w:r>
-        <w:rPr>
-          <w:rFonts w:ascii="Avenir Next" w:hAnsi="Avenir Next" w:cs="Avenir Next" w:eastAsia="Avenir Next"/>
-          <w:color w:val="1A1A1A"/>
-          <w:sz w:val="18"/>
-          <w:szCs w:val="18"/>
-        </w:rPr>
         <w:tab/>
       </w:r>
       <w:r>
@@ -1069,7 +1078,7 @@
         <w:rPr>
           <w:rFonts w:ascii="Avenir Next" w:hAnsi="Avenir Next" w:cs="Avenir Next" w:eastAsia="Avenir Next"/>
           <w:color w:val="1A1A1A"/>
-          <w:sz w:val="21"/>
+          <w:sz w:val="22"/>
           <w:szCs w:val="21"/>
         </w:rPr>
         <w:t xml:space="preserve"> on top, 46 below.</w:t>
@@ -1089,35 +1098,35 @@
           <w:rFonts w:ascii="Avenir Next" w:hAnsi="Avenir Next" w:cs="Avenir Next" w:eastAsia="Avenir Next"/>
           <w:b/>
           <w:color w:val="003A70"/>
+          <w:sz w:val="22"/>
+          <w:szCs w:val="18"/>
+        </w:rPr>
+        <w:t xml:space="preserve">Step 2</w:t>
+      </w:r>
+      <w:r>
+        <w:rPr>
+          <w:rFonts w:ascii="Avenir Next" w:hAnsi="Avenir Next" w:cs="Avenir Next" w:eastAsia="Avenir Next"/>
+          <w:color w:val="1A1A1A"/>
           <w:sz w:val="18"/>
           <w:szCs w:val="18"/>
         </w:rPr>
-        <w:t xml:space="preserve">Step 2</w:t>
-      </w:r>
-      <w:r>
-        <w:rPr>
-          <w:rFonts w:ascii="Avenir Next" w:hAnsi="Avenir Next" w:cs="Avenir Next" w:eastAsia="Avenir Next"/>
-          <w:color w:val="1A1A1A"/>
-          <w:sz w:val="18"/>
-          <w:szCs w:val="18"/>
-        </w:rPr>
         <w:tab/>
       </w:r>
       <w:r>
         <w:rPr>
           <w:rFonts w:ascii="Avenir Next" w:hAnsi="Avenir Next" w:cs="Avenir Next" w:eastAsia="Avenir Next"/>
           <w:color w:val="1A1A1A"/>
+          <w:sz w:val="22"/>
+          <w:szCs w:val="21"/>
+        </w:rPr>
+        <w:t xml:space="preserve">Regroup: 12 − 6 = </w:t>
+      </w:r>
+      <w:r>
+        <w:rPr>
+          <w:rFonts w:ascii="Avenir Next" w:hAnsi="Avenir Next" w:cs="Avenir Next" w:eastAsia="Avenir Next"/>
+          <w:color w:val="1A1A1A"/>
           <w:sz w:val="21"/>
           <w:szCs w:val="21"/>
-        </w:rPr>
-        <w:t xml:space="preserve">Regroup: 12 − 6 = </w:t>
-      </w:r>
-      <w:r>
-        <w:rPr>
-          <w:rFonts w:ascii="Avenir Next" w:hAnsi="Avenir Next" w:cs="Avenir Next" w:eastAsia="Avenir Next"/>
-          <w:color w:val="1A1A1A"/>
-          <w:sz w:val="21"/>
-          <w:szCs w:val="21"/>
           <w:u w:val="single"/>
         </w:rPr>
         <w:t xml:space="preserve">                </w:t>
@@ -1126,7 +1135,7 @@
         <w:rPr>
           <w:rFonts w:ascii="Avenir Next" w:hAnsi="Avenir Next" w:cs="Avenir Next" w:eastAsia="Avenir Next"/>
           <w:color w:val="1A1A1A"/>
-          <w:sz w:val="21"/>
+          <w:sz w:val="22"/>
           <w:szCs w:val="21"/>
         </w:rPr>
         <w:t xml:space="preserve">.</w:t>
@@ -1146,28 +1155,47 @@
           <w:rFonts w:ascii="Avenir Next" w:hAnsi="Avenir Next" w:cs="Avenir Next" w:eastAsia="Avenir Next"/>
           <w:b/>
           <w:color w:val="003A70"/>
+          <w:sz w:val="22"/>
+          <w:szCs w:val="18"/>
+        </w:rPr>
+        <w:t xml:space="preserve">Step 3</w:t>
+      </w:r>
+      <w:r>
+        <w:rPr>
+          <w:rFonts w:ascii="Avenir Next" w:hAnsi="Avenir Next" w:cs="Avenir Next" w:eastAsia="Avenir Next"/>
+          <w:color w:val="1A1A1A"/>
           <w:sz w:val="18"/>
           <w:szCs w:val="18"/>
         </w:rPr>
-        <w:t xml:space="preserve">Step 3</w:t>
-      </w:r>
-      <w:r>
-        <w:rPr>
-          <w:rFonts w:ascii="Avenir Next" w:hAnsi="Avenir Next" w:cs="Avenir Next" w:eastAsia="Avenir Next"/>
-          <w:color w:val="1A1A1A"/>
-          <w:sz w:val="18"/>
-          <w:szCs w:val="18"/>
-        </w:rPr>
         <w:tab/>
       </w:r>
       <w:r>
         <w:rPr>
           <w:rFonts w:ascii="Avenir Next" w:hAnsi="Avenir Next" w:cs="Avenir Next" w:eastAsia="Avenir Next"/>
           <w:color w:val="1A1A1A"/>
+          <w:sz w:val="22"/>
+          <w:szCs w:val="21"/>
+        </w:rPr>
+        <w:t xml:space="preserve">Tens: 6 − 4 = </w:t>
+      </w:r>
+      <w:r>
+        <w:rPr>
+          <w:rFonts w:ascii="Avenir Next" w:hAnsi="Avenir Next" w:cs="Avenir Next" w:eastAsia="Avenir Next"/>
+          <w:color w:val="1A1A1A"/>
           <w:sz w:val="21"/>
           <w:szCs w:val="21"/>
-        </w:rPr>
-        <w:t xml:space="preserve">Tens: 6 − 4 = </w:t>
+          <w:u w:val="single"/>
+        </w:rPr>
+        <w:t xml:space="preserve">                </w:t>
+      </w:r>
+      <w:r>
+        <w:rPr>
+          <w:rFonts w:ascii="Avenir Next" w:hAnsi="Avenir Next" w:cs="Avenir Next" w:eastAsia="Avenir Next"/>
+          <w:color w:val="1A1A1A"/>
+          <w:sz w:val="22"/>
+          <w:szCs w:val="21"/>
+        </w:rPr>
+        <w:t xml:space="preserve">. Answer: </w:t>
       </w:r>
       <w:r>
         <w:rPr>
@@ -1183,26 +1211,7 @@
         <w:rPr>
           <w:rFonts w:ascii="Avenir Next" w:hAnsi="Avenir Next" w:cs="Avenir Next" w:eastAsia="Avenir Next"/>
           <w:color w:val="1A1A1A"/>
-          <w:sz w:val="21"/>
-          <w:szCs w:val="21"/>
-        </w:rPr>
-        <w:t xml:space="preserve">. Answer: </w:t>
-      </w:r>
-      <w:r>
-        <w:rPr>
-          <w:rFonts w:ascii="Avenir Next" w:hAnsi="Avenir Next" w:cs="Avenir Next" w:eastAsia="Avenir Next"/>
-          <w:color w:val="1A1A1A"/>
-          <w:sz w:val="21"/>
-          <w:szCs w:val="21"/>
-          <w:u w:val="single"/>
-        </w:rPr>
-        <w:t xml:space="preserve">                </w:t>
-      </w:r>
-      <w:r>
-        <w:rPr>
-          <w:rFonts w:ascii="Avenir Next" w:hAnsi="Avenir Next" w:cs="Avenir Next" w:eastAsia="Avenir Next"/>
-          <w:color w:val="1A1A1A"/>
-          <w:sz w:val="21"/>
+          <w:sz w:val="22"/>
           <w:szCs w:val="21"/>
         </w:rPr>
         <w:t xml:space="preserve">.</w:t>
@@ -1215,6 +1224,7 @@
     </w:p>
     <w:p>
       <w:pPr>
+        <w:pStyle w:val="Heading2"/>
         <w:keepNext/>
         <w:pBdr>
           <w:bottom w:val="single" w:sz="8" w:space="3" w:color="003A70"/>
@@ -1230,7 +1240,7 @@
           <w:b/>
           <w:color w:val="003A70"/>
           <w:spacing w:val="14"/>
-          <w:sz w:val="19"/>
+          <w:sz w:val="22"/>
           <w:szCs w:val="19"/>
         </w:rPr>
         <w:t xml:space="preserve">YOUR TURN</w:t>
@@ -1249,7 +1259,7 @@
           <w:rFonts w:ascii="Avenir Next" w:hAnsi="Avenir Next" w:cs="Avenir Next" w:eastAsia="Avenir Next"/>
           <w:i/>
           <w:color w:val="5A5F66"/>
-          <w:sz w:val="17"/>
+          <w:sz w:val="22"/>
           <w:szCs w:val="17"/>
         </w:rPr>
         <w:t xml:space="preserve">use the steps on your own</w:t>
@@ -1421,7 +1431,7 @@
                       <w:szCs w:val="22"/>
                       <w:u w:val="single"/>
                     </w:rPr>
-                    <w:t xml:space="preserve">      </w:t>
+                    <w:t xml:space="preserve">          </w:t>
                   </w:r>
                 </w:p>
               </w:tc>
@@ -1483,7 +1493,7 @@
                       <w:szCs w:val="22"/>
                       <w:u w:val="single"/>
                     </w:rPr>
-                    <w:t xml:space="preserve">      </w:t>
+                    <w:t xml:space="preserve">          </w:t>
                   </w:r>
                 </w:p>
               </w:tc>
@@ -1545,7 +1555,7 @@
                       <w:szCs w:val="22"/>
                       <w:u w:val="single"/>
                     </w:rPr>
-                    <w:t xml:space="preserve">      </w:t>
+                    <w:t xml:space="preserve">          </w:t>
                   </w:r>
                 </w:p>
               </w:tc>
@@ -1613,7 +1623,7 @@
                       <w:szCs w:val="22"/>
                       <w:u w:val="single"/>
                     </w:rPr>
-                    <w:t xml:space="preserve">      </w:t>
+                    <w:t xml:space="preserve">          </w:t>
                   </w:r>
                 </w:p>
               </w:tc>
@@ -1675,7 +1685,7 @@
                       <w:szCs w:val="22"/>
                       <w:u w:val="single"/>
                     </w:rPr>
-                    <w:t xml:space="preserve">      </w:t>
+                    <w:t xml:space="preserve">          </w:t>
                   </w:r>
                 </w:p>
               </w:tc>
@@ -1737,7 +1747,7 @@
                       <w:szCs w:val="22"/>
                       <w:u w:val="single"/>
                     </w:rPr>
-                    <w:t xml:space="preserve">      </w:t>
+                    <w:t xml:space="preserve">          </w:t>
                   </w:r>
                 </w:p>
               </w:tc>
@@ -1760,7 +1770,7 @@
       <w:pPr>
         <w:pageBreakBefore/>
         <w:keepNext/>
-        <w:spacing w:before="0" w:after="12" w:line="264" w:lineRule="auto"/>
+        <w:spacing w:before="0" w:after="10" w:line="240" w:lineRule="auto"/>
       </w:pPr>
       <w:r>
         <w:rPr>
@@ -1769,7 +1779,7 @@
           <w:caps/>
           <w:color w:val="003A70"/>
           <w:spacing w:val="12"/>
-          <w:sz w:val="19"/>
+          <w:sz w:val="22"/>
           <w:szCs w:val="19"/>
         </w:rPr>
         <w:t xml:space="preserve">Lesson 2-4  ·  Session 1  ·  Prerequisite Practice A  ·  Skill 2 of 2</w:t>
@@ -1777,8 +1787,9 @@
     </w:p>
     <w:p>
       <w:pPr>
+        <w:pStyle w:val="Heading1"/>
         <w:keepNext/>
-        <w:spacing w:before="0" w:after="10" w:line="240" w:lineRule="auto"/>
+        <w:spacing w:before="0" w:after="8" w:line="240" w:lineRule="auto"/>
       </w:pPr>
       <w:r>
         <w:rPr>
@@ -1796,13 +1807,13 @@
         <w:pBdr>
           <w:bottom w:val="single" w:sz="4" w:space="5" w:color="C9CDD2"/>
         </w:pBdr>
-        <w:spacing w:before="0" w:after="60" w:line="264" w:lineRule="auto"/>
+        <w:spacing w:before="0" w:after="51" w:line="240" w:lineRule="auto"/>
       </w:pPr>
       <w:r>
         <w:rPr>
           <w:rFonts w:ascii="Avenir Next" w:hAnsi="Avenir Next" w:cs="Avenir Next" w:eastAsia="Avenir Next"/>
           <w:color w:val="5A5F66"/>
-          <w:sz w:val="17"/>
+          <w:sz w:val="22"/>
           <w:szCs w:val="17"/>
         </w:rPr>
         <w:t xml:space="preserve">Builds on Grade 4 · 4.NF.B.4</w:t>
@@ -1845,7 +1856,8 @@
           </w:tcPr>
           <w:p>
             <w:pPr>
-              <w:spacing w:before="0" w:after="0" w:line="252" w:lineRule="auto"/>
+              <w:pStyle w:val="Heading2"/>
+              <w:spacing w:before="0" w:after="0" w:line="240" w:lineRule="auto"/>
             </w:pPr>
             <w:r>
               <w:rPr>
@@ -1868,13 +1880,13 @@
           </w:tcPr>
           <w:p>
             <w:pPr>
-              <w:spacing w:before="0" w:after="0" w:line="264" w:lineRule="auto"/>
+              <w:spacing w:before="0" w:after="0" w:line="240" w:lineRule="auto"/>
             </w:pPr>
             <w:r>
               <w:rPr>
                 <w:rFonts w:ascii="Avenir Next" w:hAnsi="Avenir Next" w:cs="Avenir Next" w:eastAsia="Avenir Next"/>
                 <w:color w:val="1A1A1A"/>
-                <w:sz w:val="20"/>
+                <w:sz w:val="22"/>
                 <w:szCs w:val="20"/>
               </w:rPr>
               <w:t xml:space="preserve">Each of the 4 parts of a box plot holds one fourth of the data, not one half.</w:t>
@@ -1894,7 +1906,8 @@
           </w:tcPr>
           <w:p>
             <w:pPr>
-              <w:spacing w:before="0" w:after="0" w:line="252" w:lineRule="auto"/>
+              <w:pStyle w:val="Heading2"/>
+              <w:spacing w:before="0" w:after="0" w:line="240" w:lineRule="auto"/>
             </w:pPr>
             <w:r>
               <w:rPr>
@@ -1917,13 +1930,13 @@
           </w:tcPr>
           <w:p>
             <w:pPr>
-              <w:spacing w:before="0" w:after="0" w:line="264" w:lineRule="auto"/>
+              <w:spacing w:before="0" w:after="0" w:line="240" w:lineRule="auto"/>
             </w:pPr>
             <w:r>
               <w:rPr>
                 <w:rFonts w:ascii="Avenir Next" w:hAnsi="Avenir Next" w:cs="Avenir Next" w:eastAsia="Avenir Next"/>
                 <w:color w:val="1A1A1A"/>
-                <w:sz w:val="20"/>
+                <w:sz w:val="22"/>
                 <w:szCs w:val="20"/>
               </w:rPr>
               <w:t xml:space="preserve">Find one, two, or three fourths of a number.  </w:t>
@@ -1933,7 +1946,7 @@
                 <w:rFonts w:ascii="Avenir Next" w:hAnsi="Avenir Next" w:cs="Avenir Next" w:eastAsia="Avenir Next"/>
                 <w:b/>
                 <w:color w:val="1A1A1A"/>
-                <w:sz w:val="20"/>
+                <w:sz w:val="22"/>
                 <w:szCs w:val="20"/>
               </w:rPr>
               <w:t xml:space="preserve">You will use it in Practice Form A, problems 3 and 4.</w:t>
@@ -1944,6 +1957,7 @@
     </w:tbl>
     <w:p>
       <w:pPr>
+        <w:pStyle w:val="Heading2"/>
         <w:keepNext/>
         <w:pBdr>
           <w:bottom w:val="single" w:sz="8" w:space="3" w:color="003A70"/>
@@ -1951,7 +1965,7 @@
         <w:tabs>
           <w:tab w:val="right" w:pos="9504"/>
         </w:tabs>
-        <w:spacing w:before="50" w:after="36" w:line="240" w:lineRule="auto"/>
+        <w:spacing w:before="42" w:after="31" w:line="240" w:lineRule="auto"/>
       </w:pPr>
       <w:r>
         <w:rPr>
@@ -1959,7 +1973,7 @@
           <w:b/>
           <w:color w:val="003A70"/>
           <w:spacing w:val="14"/>
-          <w:sz w:val="19"/>
+          <w:sz w:val="22"/>
           <w:szCs w:val="19"/>
         </w:rPr>
         <w:t xml:space="preserve">STEPS TO FOLLOW</w:t>
@@ -1978,7 +1992,7 @@
           <w:rFonts w:ascii="Avenir Next" w:hAnsi="Avenir Next" w:cs="Avenir Next" w:eastAsia="Avenir Next"/>
           <w:i/>
           <w:color w:val="5A5F66"/>
-          <w:sz w:val="17"/>
+          <w:sz w:val="22"/>
           <w:szCs w:val="17"/>
         </w:rPr>
         <w:t xml:space="preserve">use these same steps on every problem</w:t>
@@ -2020,6 +2034,7 @@
           </w:tcPr>
           <w:p>
             <w:pPr>
+              <w:pStyle w:val="Heading1"/>
               <w:spacing w:before="0" w:after="0" w:line="240" w:lineRule="auto"/>
               <w:jc w:val="center"/>
             </w:pPr>
@@ -2042,14 +2057,14 @@
           </w:tcPr>
           <w:p>
             <w:pPr>
-              <w:spacing w:before="0" w:after="0" w:line="264" w:lineRule="auto"/>
+              <w:spacing w:before="0" w:after="0" w:line="240" w:lineRule="auto"/>
             </w:pPr>
             <w:r>
               <w:rPr>
                 <w:rFonts w:ascii="Avenir Next" w:hAnsi="Avenir Next" w:cs="Avenir Next" w:eastAsia="Avenir Next"/>
                 <w:b/>
                 <w:color w:val="1A1A1A"/>
-                <w:sz w:val="21"/>
+                <w:sz w:val="22"/>
                 <w:szCs w:val="21"/>
               </w:rPr>
               <w:t xml:space="preserve">Divide</w:t>
@@ -2058,7 +2073,7 @@
               <w:rPr>
                 <w:rFonts w:ascii="Avenir Next" w:hAnsi="Avenir Next" w:cs="Avenir Next" w:eastAsia="Avenir Next"/>
                 <w:color w:val="1A1A1A"/>
-                <w:sz w:val="21"/>
+                <w:sz w:val="22"/>
                 <w:szCs w:val="21"/>
               </w:rPr>
               <w:t xml:space="preserve"> the whole by 4 to find one fourth.</w:t>
@@ -2077,6 +2092,7 @@
           </w:tcPr>
           <w:p>
             <w:pPr>
+              <w:pStyle w:val="Heading1"/>
               <w:spacing w:before="0" w:after="0" w:line="240" w:lineRule="auto"/>
               <w:jc w:val="center"/>
             </w:pPr>
@@ -2099,13 +2115,13 @@
           </w:tcPr>
           <w:p>
             <w:pPr>
-              <w:spacing w:before="0" w:after="0" w:line="264" w:lineRule="auto"/>
+              <w:spacing w:before="0" w:after="0" w:line="240" w:lineRule="auto"/>
             </w:pPr>
             <w:r>
               <w:rPr>
                 <w:rFonts w:ascii="Avenir Next" w:hAnsi="Avenir Next" w:cs="Avenir Next" w:eastAsia="Avenir Next"/>
                 <w:color w:val="1A1A1A"/>
-                <w:sz w:val="21"/>
+                <w:sz w:val="22"/>
                 <w:szCs w:val="21"/>
               </w:rPr>
               <w:t xml:space="preserve">Count </w:t>
@@ -2115,7 +2131,7 @@
                 <w:rFonts w:ascii="Avenir Next" w:hAnsi="Avenir Next" w:cs="Avenir Next" w:eastAsia="Avenir Next"/>
                 <w:b/>
                 <w:color w:val="1A1A1A"/>
-                <w:sz w:val="21"/>
+                <w:sz w:val="22"/>
                 <w:szCs w:val="21"/>
               </w:rPr>
               <w:t xml:space="preserve">how many</w:t>
@@ -2124,7 +2140,7 @@
               <w:rPr>
                 <w:rFonts w:ascii="Avenir Next" w:hAnsi="Avenir Next" w:cs="Avenir Next" w:eastAsia="Avenir Next"/>
                 <w:color w:val="1A1A1A"/>
-                <w:sz w:val="21"/>
+                <w:sz w:val="22"/>
                 <w:szCs w:val="21"/>
               </w:rPr>
               <w:t xml:space="preserve"> fourths you need.</w:t>
@@ -2143,6 +2159,7 @@
           </w:tcPr>
           <w:p>
             <w:pPr>
+              <w:pStyle w:val="Heading1"/>
               <w:spacing w:before="0" w:after="0" w:line="240" w:lineRule="auto"/>
               <w:jc w:val="center"/>
             </w:pPr>
@@ -2165,14 +2182,14 @@
           </w:tcPr>
           <w:p>
             <w:pPr>
-              <w:spacing w:before="0" w:after="0" w:line="264" w:lineRule="auto"/>
+              <w:spacing w:before="0" w:after="0" w:line="240" w:lineRule="auto"/>
             </w:pPr>
             <w:r>
               <w:rPr>
                 <w:rFonts w:ascii="Avenir Next" w:hAnsi="Avenir Next" w:cs="Avenir Next" w:eastAsia="Avenir Next"/>
                 <w:b/>
                 <w:color w:val="1A1A1A"/>
-                <w:sz w:val="21"/>
+                <w:sz w:val="22"/>
                 <w:szCs w:val="21"/>
               </w:rPr>
               <w:t xml:space="preserve">Multiply</w:t>
@@ -2181,7 +2198,7 @@
               <w:rPr>
                 <w:rFonts w:ascii="Avenir Next" w:hAnsi="Avenir Next" w:cs="Avenir Next" w:eastAsia="Avenir Next"/>
                 <w:color w:val="1A1A1A"/>
-                <w:sz w:val="21"/>
+                <w:sz w:val="22"/>
                 <w:szCs w:val="21"/>
               </w:rPr>
               <w:t xml:space="preserve"> one fourth by that number.</w:t>
@@ -2192,6 +2209,7 @@
     </w:tbl>
     <w:p>
       <w:pPr>
+        <w:pStyle w:val="Heading2"/>
         <w:keepNext/>
         <w:pBdr>
           <w:bottom w:val="single" w:sz="8" w:space="3" w:color="003A70"/>
@@ -2199,7 +2217,7 @@
         <w:tabs>
           <w:tab w:val="right" w:pos="9504"/>
         </w:tabs>
-        <w:spacing w:before="50" w:after="36" w:line="240" w:lineRule="auto"/>
+        <w:spacing w:before="42" w:after="31" w:line="240" w:lineRule="auto"/>
       </w:pPr>
       <w:r>
         <w:rPr>
@@ -2207,7 +2225,7 @@
           <w:b/>
           <w:color w:val="003A70"/>
           <w:spacing w:val="14"/>
-          <w:sz w:val="19"/>
+          <w:sz w:val="22"/>
           <w:szCs w:val="19"/>
         </w:rPr>
         <w:t xml:space="preserve">WATCH ME</w:t>
@@ -2226,7 +2244,7 @@
           <w:rFonts w:ascii="Avenir Next" w:hAnsi="Avenir Next" w:cs="Avenir Next" w:eastAsia="Avenir Next"/>
           <w:i/>
           <w:color w:val="5A5F66"/>
-          <w:sz w:val="17"/>
+          <w:sz w:val="22"/>
           <w:szCs w:val="17"/>
         </w:rPr>
         <w:t xml:space="preserve">the steps in action</w:t>
@@ -2234,14 +2252,14 @@
     </w:p>
     <w:p>
       <w:pPr>
-        <w:spacing w:before="0" w:after="40" w:line="264" w:lineRule="auto"/>
+        <w:spacing w:before="0" w:after="34" w:line="240" w:lineRule="auto"/>
       </w:pPr>
       <w:r>
         <w:rPr>
           <w:rFonts w:ascii="Avenir Next" w:hAnsi="Avenir Next" w:cs="Avenir Next" w:eastAsia="Avenir Next"/>
           <w:b/>
           <w:color w:val="1A1A1A"/>
-          <w:sz w:val="21"/>
+          <w:sz w:val="22"/>
           <w:szCs w:val="21"/>
         </w:rPr>
         <w:t xml:space="preserve">A class has 24 students. How many are three fourths of the class?</w:t>
@@ -2252,7 +2270,7 @@
         <w:tabs>
           <w:tab w:val="left" w:pos="950"/>
         </w:tabs>
-        <w:spacing w:before="0" w:after="24" w:line="256" w:lineRule="auto"/>
+        <w:spacing w:before="0" w:after="20" w:line="240" w:lineRule="auto"/>
         <w:ind w:left="950" w:hanging="950"/>
       </w:pPr>
       <w:r>
@@ -2260,25 +2278,25 @@
           <w:rFonts w:ascii="Avenir Next" w:hAnsi="Avenir Next" w:cs="Avenir Next" w:eastAsia="Avenir Next"/>
           <w:b/>
           <w:color w:val="003A70"/>
+          <w:sz w:val="22"/>
+          <w:szCs w:val="19"/>
+        </w:rPr>
+        <w:t xml:space="preserve">Step 1</w:t>
+      </w:r>
+      <w:r>
+        <w:rPr>
+          <w:rFonts w:ascii="Avenir Next" w:hAnsi="Avenir Next" w:cs="Avenir Next" w:eastAsia="Avenir Next"/>
+          <w:color w:val="1A1A1A"/>
           <w:sz w:val="19"/>
           <w:szCs w:val="19"/>
         </w:rPr>
-        <w:t xml:space="preserve">Step 1</w:t>
-      </w:r>
-      <w:r>
-        <w:rPr>
-          <w:rFonts w:ascii="Avenir Next" w:hAnsi="Avenir Next" w:cs="Avenir Next" w:eastAsia="Avenir Next"/>
-          <w:color w:val="1A1A1A"/>
-          <w:sz w:val="19"/>
-          <w:szCs w:val="19"/>
-        </w:rPr>
         <w:tab/>
       </w:r>
       <w:r>
         <w:rPr>
           <w:rFonts w:ascii="Avenir Next" w:hAnsi="Avenir Next" w:cs="Avenir Next" w:eastAsia="Avenir Next"/>
           <w:color w:val="1A1A1A"/>
-          <w:sz w:val="21"/>
+          <w:sz w:val="22"/>
           <w:szCs w:val="21"/>
         </w:rPr>
         <w:t xml:space="preserve">24 ÷ 4 = 6. One fourth is 6.</w:t>
@@ -2289,7 +2307,7 @@
         <w:tabs>
           <w:tab w:val="left" w:pos="950"/>
         </w:tabs>
-        <w:spacing w:before="0" w:after="24" w:line="256" w:lineRule="auto"/>
+        <w:spacing w:before="0" w:after="20" w:line="240" w:lineRule="auto"/>
         <w:ind w:left="950" w:hanging="950"/>
       </w:pPr>
       <w:r>
@@ -2297,25 +2315,25 @@
           <w:rFonts w:ascii="Avenir Next" w:hAnsi="Avenir Next" w:cs="Avenir Next" w:eastAsia="Avenir Next"/>
           <w:b/>
           <w:color w:val="003A70"/>
+          <w:sz w:val="22"/>
+          <w:szCs w:val="19"/>
+        </w:rPr>
+        <w:t xml:space="preserve">Step 2</w:t>
+      </w:r>
+      <w:r>
+        <w:rPr>
+          <w:rFonts w:ascii="Avenir Next" w:hAnsi="Avenir Next" w:cs="Avenir Next" w:eastAsia="Avenir Next"/>
+          <w:color w:val="1A1A1A"/>
           <w:sz w:val="19"/>
           <w:szCs w:val="19"/>
         </w:rPr>
-        <w:t xml:space="preserve">Step 2</w:t>
-      </w:r>
-      <w:r>
-        <w:rPr>
-          <w:rFonts w:ascii="Avenir Next" w:hAnsi="Avenir Next" w:cs="Avenir Next" w:eastAsia="Avenir Next"/>
-          <w:color w:val="1A1A1A"/>
-          <w:sz w:val="19"/>
-          <w:szCs w:val="19"/>
-        </w:rPr>
         <w:tab/>
       </w:r>
       <w:r>
         <w:rPr>
           <w:rFonts w:ascii="Avenir Next" w:hAnsi="Avenir Next" w:cs="Avenir Next" w:eastAsia="Avenir Next"/>
           <w:color w:val="1A1A1A"/>
-          <w:sz w:val="21"/>
+          <w:sz w:val="22"/>
           <w:szCs w:val="21"/>
         </w:rPr>
         <w:t xml:space="preserve">We need 3 fourths.</w:t>
@@ -2326,7 +2344,7 @@
         <w:tabs>
           <w:tab w:val="left" w:pos="950"/>
         </w:tabs>
-        <w:spacing w:before="0" w:after="24" w:line="256" w:lineRule="auto"/>
+        <w:spacing w:before="0" w:after="20" w:line="240" w:lineRule="auto"/>
         <w:ind w:left="950" w:hanging="950"/>
       </w:pPr>
       <w:r>
@@ -2334,25 +2352,25 @@
           <w:rFonts w:ascii="Avenir Next" w:hAnsi="Avenir Next" w:cs="Avenir Next" w:eastAsia="Avenir Next"/>
           <w:b/>
           <w:color w:val="003A70"/>
+          <w:sz w:val="22"/>
+          <w:szCs w:val="19"/>
+        </w:rPr>
+        <w:t xml:space="preserve">Step 3</w:t>
+      </w:r>
+      <w:r>
+        <w:rPr>
+          <w:rFonts w:ascii="Avenir Next" w:hAnsi="Avenir Next" w:cs="Avenir Next" w:eastAsia="Avenir Next"/>
+          <w:color w:val="1A1A1A"/>
           <w:sz w:val="19"/>
           <w:szCs w:val="19"/>
         </w:rPr>
-        <w:t xml:space="preserve">Step 3</w:t>
-      </w:r>
-      <w:r>
-        <w:rPr>
-          <w:rFonts w:ascii="Avenir Next" w:hAnsi="Avenir Next" w:cs="Avenir Next" w:eastAsia="Avenir Next"/>
-          <w:color w:val="1A1A1A"/>
-          <w:sz w:val="19"/>
-          <w:szCs w:val="19"/>
-        </w:rPr>
         <w:tab/>
       </w:r>
       <w:r>
         <w:rPr>
           <w:rFonts w:ascii="Avenir Next" w:hAnsi="Avenir Next" w:cs="Avenir Next" w:eastAsia="Avenir Next"/>
           <w:color w:val="1A1A1A"/>
-          <w:sz w:val="21"/>
+          <w:sz w:val="22"/>
           <w:szCs w:val="21"/>
         </w:rPr>
         <w:t xml:space="preserve">6 × 3 = 18.</w:t>
@@ -2363,7 +2381,7 @@
         <w:tabs>
           <w:tab w:val="left" w:pos="950"/>
         </w:tabs>
-        <w:spacing w:before="20" w:after="0" w:line="256" w:lineRule="auto"/>
+        <w:spacing w:before="17" w:after="0" w:line="240" w:lineRule="auto"/>
         <w:ind w:left="950" w:hanging="950"/>
       </w:pPr>
       <w:r>
@@ -2371,18 +2389,18 @@
           <w:rFonts w:ascii="Avenir Next" w:hAnsi="Avenir Next" w:cs="Avenir Next" w:eastAsia="Avenir Next"/>
           <w:b/>
           <w:color w:val="1A1A1A"/>
+          <w:sz w:val="22"/>
+          <w:szCs w:val="21"/>
+        </w:rPr>
+        <w:t xml:space="preserve">Answer</w:t>
+      </w:r>
+      <w:r>
+        <w:rPr>
+          <w:rFonts w:ascii="Avenir Next" w:hAnsi="Avenir Next" w:cs="Avenir Next" w:eastAsia="Avenir Next"/>
+          <w:color w:val="1A1A1A"/>
           <w:sz w:val="21"/>
           <w:szCs w:val="21"/>
         </w:rPr>
-        <w:t xml:space="preserve">Answer</w:t>
-      </w:r>
-      <w:r>
-        <w:rPr>
-          <w:rFonts w:ascii="Avenir Next" w:hAnsi="Avenir Next" w:cs="Avenir Next" w:eastAsia="Avenir Next"/>
-          <w:color w:val="1A1A1A"/>
-          <w:sz w:val="21"/>
-          <w:szCs w:val="21"/>
-        </w:rPr>
         <w:tab/>
       </w:r>
       <w:r>
@@ -2390,7 +2408,7 @@
           <w:rFonts w:ascii="Avenir Next" w:hAnsi="Avenir Next" w:cs="Avenir Next" w:eastAsia="Avenir Next"/>
           <w:b/>
           <w:color w:val="1A1A1A"/>
-          <w:sz w:val="21"/>
+          <w:sz w:val="22"/>
           <w:szCs w:val="21"/>
         </w:rPr>
         <w:t xml:space="preserve">18 students</w:t>
@@ -2398,6 +2416,7 @@
     </w:p>
     <w:p>
       <w:pPr>
+        <w:pStyle w:val="Heading2"/>
         <w:keepNext/>
         <w:pBdr>
           <w:bottom w:val="single" w:sz="8" w:space="3" w:color="003A70"/>
@@ -2405,7 +2424,7 @@
         <w:tabs>
           <w:tab w:val="right" w:pos="9504"/>
         </w:tabs>
-        <w:spacing w:before="50" w:after="36" w:line="240" w:lineRule="auto"/>
+        <w:spacing w:before="42" w:after="31" w:line="240" w:lineRule="auto"/>
       </w:pPr>
       <w:r>
         <w:rPr>
@@ -2413,7 +2432,7 @@
           <w:b/>
           <w:color w:val="003A70"/>
           <w:spacing w:val="14"/>
-          <w:sz w:val="19"/>
+          <w:sz w:val="22"/>
           <w:szCs w:val="19"/>
         </w:rPr>
         <w:t xml:space="preserve">TRY IT WITH HELP</w:t>
@@ -2432,7 +2451,7 @@
           <w:rFonts w:ascii="Avenir Next" w:hAnsi="Avenir Next" w:cs="Avenir Next" w:eastAsia="Avenir Next"/>
           <w:i/>
           <w:color w:val="5A5F66"/>
-          <w:sz w:val="17"/>
+          <w:sz w:val="22"/>
           <w:szCs w:val="17"/>
         </w:rPr>
         <w:t xml:space="preserve">fill in each step</w:t>
@@ -2444,7 +2463,7 @@
         <w:tabs>
           <w:tab w:val="left" w:pos="432"/>
         </w:tabs>
-        <w:spacing w:before="90" w:after="40" w:line="268" w:lineRule="auto"/>
+        <w:spacing w:before="76" w:after="34" w:line="240" w:lineRule="auto"/>
         <w:ind w:left="432" w:hanging="432"/>
       </w:pPr>
       <w:r>
@@ -2482,7 +2501,7 @@
         <w:tabs>
           <w:tab w:val="left" w:pos="1300"/>
         </w:tabs>
-        <w:spacing w:before="0" w:after="24" w:line="272" w:lineRule="auto"/>
+        <w:spacing w:before="0" w:after="20" w:line="240" w:lineRule="auto"/>
         <w:ind w:left="1300" w:hanging="868"/>
       </w:pPr>
       <w:r>
@@ -2490,35 +2509,35 @@
           <w:rFonts w:ascii="Avenir Next" w:hAnsi="Avenir Next" w:cs="Avenir Next" w:eastAsia="Avenir Next"/>
           <w:b/>
           <w:color w:val="003A70"/>
+          <w:sz w:val="22"/>
+          <w:szCs w:val="18"/>
+        </w:rPr>
+        <w:t xml:space="preserve">Step 1</w:t>
+      </w:r>
+      <w:r>
+        <w:rPr>
+          <w:rFonts w:ascii="Avenir Next" w:hAnsi="Avenir Next" w:cs="Avenir Next" w:eastAsia="Avenir Next"/>
+          <w:color w:val="1A1A1A"/>
           <w:sz w:val="18"/>
           <w:szCs w:val="18"/>
         </w:rPr>
-        <w:t xml:space="preserve">Step 1</w:t>
-      </w:r>
-      <w:r>
-        <w:rPr>
-          <w:rFonts w:ascii="Avenir Next" w:hAnsi="Avenir Next" w:cs="Avenir Next" w:eastAsia="Avenir Next"/>
-          <w:color w:val="1A1A1A"/>
-          <w:sz w:val="18"/>
-          <w:szCs w:val="18"/>
-        </w:rPr>
         <w:tab/>
       </w:r>
       <w:r>
         <w:rPr>
           <w:rFonts w:ascii="Avenir Next" w:hAnsi="Avenir Next" w:cs="Avenir Next" w:eastAsia="Avenir Next"/>
           <w:color w:val="1A1A1A"/>
+          <w:sz w:val="22"/>
+          <w:szCs w:val="21"/>
+        </w:rPr>
+        <w:t xml:space="preserve">16 ÷ 4 = </w:t>
+      </w:r>
+      <w:r>
+        <w:rPr>
+          <w:rFonts w:ascii="Avenir Next" w:hAnsi="Avenir Next" w:cs="Avenir Next" w:eastAsia="Avenir Next"/>
+          <w:color w:val="1A1A1A"/>
           <w:sz w:val="21"/>
           <w:szCs w:val="21"/>
-        </w:rPr>
-        <w:t xml:space="preserve">16 ÷ 4 = </w:t>
-      </w:r>
-      <w:r>
-        <w:rPr>
-          <w:rFonts w:ascii="Avenir Next" w:hAnsi="Avenir Next" w:cs="Avenir Next" w:eastAsia="Avenir Next"/>
-          <w:color w:val="1A1A1A"/>
-          <w:sz w:val="21"/>
-          <w:szCs w:val="21"/>
           <w:u w:val="single"/>
         </w:rPr>
         <w:t xml:space="preserve">                </w:t>
@@ -2527,7 +2546,7 @@
         <w:rPr>
           <w:rFonts w:ascii="Avenir Next" w:hAnsi="Avenir Next" w:cs="Avenir Next" w:eastAsia="Avenir Next"/>
           <w:color w:val="1A1A1A"/>
-          <w:sz w:val="21"/>
+          <w:sz w:val="22"/>
           <w:szCs w:val="21"/>
         </w:rPr>
         <w:t xml:space="preserve">.</w:t>
@@ -2539,7 +2558,7 @@
         <w:tabs>
           <w:tab w:val="left" w:pos="1300"/>
         </w:tabs>
-        <w:spacing w:before="0" w:after="24" w:line="272" w:lineRule="auto"/>
+        <w:spacing w:before="0" w:after="20" w:line="240" w:lineRule="auto"/>
         <w:ind w:left="1300" w:hanging="868"/>
       </w:pPr>
       <w:r>
@@ -2547,35 +2566,35 @@
           <w:rFonts w:ascii="Avenir Next" w:hAnsi="Avenir Next" w:cs="Avenir Next" w:eastAsia="Avenir Next"/>
           <w:b/>
           <w:color w:val="003A70"/>
+          <w:sz w:val="22"/>
+          <w:szCs w:val="18"/>
+        </w:rPr>
+        <w:t xml:space="preserve">Step 2</w:t>
+      </w:r>
+      <w:r>
+        <w:rPr>
+          <w:rFonts w:ascii="Avenir Next" w:hAnsi="Avenir Next" w:cs="Avenir Next" w:eastAsia="Avenir Next"/>
+          <w:color w:val="1A1A1A"/>
           <w:sz w:val="18"/>
           <w:szCs w:val="18"/>
         </w:rPr>
-        <w:t xml:space="preserve">Step 2</w:t>
-      </w:r>
-      <w:r>
-        <w:rPr>
-          <w:rFonts w:ascii="Avenir Next" w:hAnsi="Avenir Next" w:cs="Avenir Next" w:eastAsia="Avenir Next"/>
-          <w:color w:val="1A1A1A"/>
-          <w:sz w:val="18"/>
-          <w:szCs w:val="18"/>
-        </w:rPr>
         <w:tab/>
       </w:r>
       <w:r>
         <w:rPr>
           <w:rFonts w:ascii="Avenir Next" w:hAnsi="Avenir Next" w:cs="Avenir Next" w:eastAsia="Avenir Next"/>
           <w:color w:val="1A1A1A"/>
+          <w:sz w:val="22"/>
+          <w:szCs w:val="21"/>
+        </w:rPr>
+        <w:t xml:space="preserve">We need </w:t>
+      </w:r>
+      <w:r>
+        <w:rPr>
+          <w:rFonts w:ascii="Avenir Next" w:hAnsi="Avenir Next" w:cs="Avenir Next" w:eastAsia="Avenir Next"/>
+          <w:color w:val="1A1A1A"/>
           <w:sz w:val="21"/>
           <w:szCs w:val="21"/>
-        </w:rPr>
-        <w:t xml:space="preserve">We need </w:t>
-      </w:r>
-      <w:r>
-        <w:rPr>
-          <w:rFonts w:ascii="Avenir Next" w:hAnsi="Avenir Next" w:cs="Avenir Next" w:eastAsia="Avenir Next"/>
-          <w:color w:val="1A1A1A"/>
-          <w:sz w:val="21"/>
-          <w:szCs w:val="21"/>
           <w:u w:val="single"/>
         </w:rPr>
         <w:t xml:space="preserve">                </w:t>
@@ -2584,7 +2603,7 @@
         <w:rPr>
           <w:rFonts w:ascii="Avenir Next" w:hAnsi="Avenir Next" w:cs="Avenir Next" w:eastAsia="Avenir Next"/>
           <w:color w:val="1A1A1A"/>
-          <w:sz w:val="21"/>
+          <w:sz w:val="22"/>
           <w:szCs w:val="21"/>
         </w:rPr>
         <w:t xml:space="preserve"> fourths.</w:t>
@@ -2596,7 +2615,7 @@
         <w:tabs>
           <w:tab w:val="left" w:pos="1300"/>
         </w:tabs>
-        <w:spacing w:before="0" w:after="24" w:line="272" w:lineRule="auto"/>
+        <w:spacing w:before="0" w:after="20" w:line="240" w:lineRule="auto"/>
         <w:ind w:left="1300" w:hanging="868"/>
       </w:pPr>
       <w:r>
@@ -2604,35 +2623,35 @@
           <w:rFonts w:ascii="Avenir Next" w:hAnsi="Avenir Next" w:cs="Avenir Next" w:eastAsia="Avenir Next"/>
           <w:b/>
           <w:color w:val="003A70"/>
+          <w:sz w:val="22"/>
+          <w:szCs w:val="18"/>
+        </w:rPr>
+        <w:t xml:space="preserve">Step 3</w:t>
+      </w:r>
+      <w:r>
+        <w:rPr>
+          <w:rFonts w:ascii="Avenir Next" w:hAnsi="Avenir Next" w:cs="Avenir Next" w:eastAsia="Avenir Next"/>
+          <w:color w:val="1A1A1A"/>
           <w:sz w:val="18"/>
           <w:szCs w:val="18"/>
         </w:rPr>
-        <w:t xml:space="preserve">Step 3</w:t>
-      </w:r>
-      <w:r>
-        <w:rPr>
-          <w:rFonts w:ascii="Avenir Next" w:hAnsi="Avenir Next" w:cs="Avenir Next" w:eastAsia="Avenir Next"/>
-          <w:color w:val="1A1A1A"/>
-          <w:sz w:val="18"/>
-          <w:szCs w:val="18"/>
-        </w:rPr>
         <w:tab/>
       </w:r>
       <w:r>
         <w:rPr>
           <w:rFonts w:ascii="Avenir Next" w:hAnsi="Avenir Next" w:cs="Avenir Next" w:eastAsia="Avenir Next"/>
           <w:color w:val="1A1A1A"/>
+          <w:sz w:val="22"/>
+          <w:szCs w:val="21"/>
+        </w:rPr>
+        <w:t xml:space="preserve">4 × 2 = </w:t>
+      </w:r>
+      <w:r>
+        <w:rPr>
+          <w:rFonts w:ascii="Avenir Next" w:hAnsi="Avenir Next" w:cs="Avenir Next" w:eastAsia="Avenir Next"/>
+          <w:color w:val="1A1A1A"/>
           <w:sz w:val="21"/>
           <w:szCs w:val="21"/>
-        </w:rPr>
-        <w:t xml:space="preserve">4 × 2 = </w:t>
-      </w:r>
-      <w:r>
-        <w:rPr>
-          <w:rFonts w:ascii="Avenir Next" w:hAnsi="Avenir Next" w:cs="Avenir Next" w:eastAsia="Avenir Next"/>
-          <w:color w:val="1A1A1A"/>
-          <w:sz w:val="21"/>
-          <w:szCs w:val="21"/>
           <w:u w:val="single"/>
         </w:rPr>
         <w:t xml:space="preserve">                </w:t>
@@ -2641,7 +2660,7 @@
         <w:rPr>
           <w:rFonts w:ascii="Avenir Next" w:hAnsi="Avenir Next" w:cs="Avenir Next" w:eastAsia="Avenir Next"/>
           <w:color w:val="1A1A1A"/>
-          <w:sz w:val="21"/>
+          <w:sz w:val="22"/>
           <w:szCs w:val="21"/>
         </w:rPr>
         <w:t xml:space="preserve">.</w:t>
@@ -2658,7 +2677,7 @@
         <w:tabs>
           <w:tab w:val="left" w:pos="432"/>
         </w:tabs>
-        <w:spacing w:before="90" w:after="40" w:line="268" w:lineRule="auto"/>
+        <w:spacing w:before="76" w:after="34" w:line="240" w:lineRule="auto"/>
         <w:ind w:left="432" w:hanging="432"/>
       </w:pPr>
       <w:r>
@@ -2696,7 +2715,7 @@
         <w:tabs>
           <w:tab w:val="left" w:pos="1300"/>
         </w:tabs>
-        <w:spacing w:before="0" w:after="24" w:line="272" w:lineRule="auto"/>
+        <w:spacing w:before="0" w:after="20" w:line="240" w:lineRule="auto"/>
         <w:ind w:left="1300" w:hanging="868"/>
       </w:pPr>
       <w:r>
@@ -2704,35 +2723,35 @@
           <w:rFonts w:ascii="Avenir Next" w:hAnsi="Avenir Next" w:cs="Avenir Next" w:eastAsia="Avenir Next"/>
           <w:b/>
           <w:color w:val="003A70"/>
+          <w:sz w:val="22"/>
+          <w:szCs w:val="18"/>
+        </w:rPr>
+        <w:t xml:space="preserve">Step 1</w:t>
+      </w:r>
+      <w:r>
+        <w:rPr>
+          <w:rFonts w:ascii="Avenir Next" w:hAnsi="Avenir Next" w:cs="Avenir Next" w:eastAsia="Avenir Next"/>
+          <w:color w:val="1A1A1A"/>
           <w:sz w:val="18"/>
           <w:szCs w:val="18"/>
         </w:rPr>
-        <w:t xml:space="preserve">Step 1</w:t>
-      </w:r>
-      <w:r>
-        <w:rPr>
-          <w:rFonts w:ascii="Avenir Next" w:hAnsi="Avenir Next" w:cs="Avenir Next" w:eastAsia="Avenir Next"/>
-          <w:color w:val="1A1A1A"/>
-          <w:sz w:val="18"/>
-          <w:szCs w:val="18"/>
-        </w:rPr>
         <w:tab/>
       </w:r>
       <w:r>
         <w:rPr>
           <w:rFonts w:ascii="Avenir Next" w:hAnsi="Avenir Next" w:cs="Avenir Next" w:eastAsia="Avenir Next"/>
           <w:color w:val="1A1A1A"/>
+          <w:sz w:val="22"/>
+          <w:szCs w:val="21"/>
+        </w:rPr>
+        <w:t xml:space="preserve">20 ÷ 4 = </w:t>
+      </w:r>
+      <w:r>
+        <w:rPr>
+          <w:rFonts w:ascii="Avenir Next" w:hAnsi="Avenir Next" w:cs="Avenir Next" w:eastAsia="Avenir Next"/>
+          <w:color w:val="1A1A1A"/>
           <w:sz w:val="21"/>
           <w:szCs w:val="21"/>
-        </w:rPr>
-        <w:t xml:space="preserve">20 ÷ 4 = </w:t>
-      </w:r>
-      <w:r>
-        <w:rPr>
-          <w:rFonts w:ascii="Avenir Next" w:hAnsi="Avenir Next" w:cs="Avenir Next" w:eastAsia="Avenir Next"/>
-          <w:color w:val="1A1A1A"/>
-          <w:sz w:val="21"/>
-          <w:szCs w:val="21"/>
           <w:u w:val="single"/>
         </w:rPr>
         <w:t xml:space="preserve">                </w:t>
@@ -2741,7 +2760,7 @@
         <w:rPr>
           <w:rFonts w:ascii="Avenir Next" w:hAnsi="Avenir Next" w:cs="Avenir Next" w:eastAsia="Avenir Next"/>
           <w:color w:val="1A1A1A"/>
-          <w:sz w:val="21"/>
+          <w:sz w:val="22"/>
           <w:szCs w:val="21"/>
         </w:rPr>
         <w:t xml:space="preserve">.</w:t>
@@ -2753,7 +2772,7 @@
         <w:tabs>
           <w:tab w:val="left" w:pos="1300"/>
         </w:tabs>
-        <w:spacing w:before="0" w:after="24" w:line="272" w:lineRule="auto"/>
+        <w:spacing w:before="0" w:after="20" w:line="240" w:lineRule="auto"/>
         <w:ind w:left="1300" w:hanging="868"/>
       </w:pPr>
       <w:r>
@@ -2761,35 +2780,35 @@
           <w:rFonts w:ascii="Avenir Next" w:hAnsi="Avenir Next" w:cs="Avenir Next" w:eastAsia="Avenir Next"/>
           <w:b/>
           <w:color w:val="003A70"/>
+          <w:sz w:val="22"/>
+          <w:szCs w:val="18"/>
+        </w:rPr>
+        <w:t xml:space="preserve">Step 2</w:t>
+      </w:r>
+      <w:r>
+        <w:rPr>
+          <w:rFonts w:ascii="Avenir Next" w:hAnsi="Avenir Next" w:cs="Avenir Next" w:eastAsia="Avenir Next"/>
+          <w:color w:val="1A1A1A"/>
           <w:sz w:val="18"/>
           <w:szCs w:val="18"/>
         </w:rPr>
-        <w:t xml:space="preserve">Step 2</w:t>
-      </w:r>
-      <w:r>
-        <w:rPr>
-          <w:rFonts w:ascii="Avenir Next" w:hAnsi="Avenir Next" w:cs="Avenir Next" w:eastAsia="Avenir Next"/>
-          <w:color w:val="1A1A1A"/>
-          <w:sz w:val="18"/>
-          <w:szCs w:val="18"/>
-        </w:rPr>
         <w:tab/>
       </w:r>
       <w:r>
         <w:rPr>
           <w:rFonts w:ascii="Avenir Next" w:hAnsi="Avenir Next" w:cs="Avenir Next" w:eastAsia="Avenir Next"/>
           <w:color w:val="1A1A1A"/>
+          <w:sz w:val="22"/>
+          <w:szCs w:val="21"/>
+        </w:rPr>
+        <w:t xml:space="preserve">We need </w:t>
+      </w:r>
+      <w:r>
+        <w:rPr>
+          <w:rFonts w:ascii="Avenir Next" w:hAnsi="Avenir Next" w:cs="Avenir Next" w:eastAsia="Avenir Next"/>
+          <w:color w:val="1A1A1A"/>
           <w:sz w:val="21"/>
           <w:szCs w:val="21"/>
-        </w:rPr>
-        <w:t xml:space="preserve">We need </w:t>
-      </w:r>
-      <w:r>
-        <w:rPr>
-          <w:rFonts w:ascii="Avenir Next" w:hAnsi="Avenir Next" w:cs="Avenir Next" w:eastAsia="Avenir Next"/>
-          <w:color w:val="1A1A1A"/>
-          <w:sz w:val="21"/>
-          <w:szCs w:val="21"/>
           <w:u w:val="single"/>
         </w:rPr>
         <w:t xml:space="preserve">                </w:t>
@@ -2798,7 +2817,7 @@
         <w:rPr>
           <w:rFonts w:ascii="Avenir Next" w:hAnsi="Avenir Next" w:cs="Avenir Next" w:eastAsia="Avenir Next"/>
           <w:color w:val="1A1A1A"/>
-          <w:sz w:val="21"/>
+          <w:sz w:val="22"/>
           <w:szCs w:val="21"/>
         </w:rPr>
         <w:t xml:space="preserve"> fourths.</w:t>
@@ -2810,7 +2829,7 @@
         <w:tabs>
           <w:tab w:val="left" w:pos="1300"/>
         </w:tabs>
-        <w:spacing w:before="0" w:after="24" w:line="272" w:lineRule="auto"/>
+        <w:spacing w:before="0" w:after="20" w:line="240" w:lineRule="auto"/>
         <w:ind w:left="1300" w:hanging="868"/>
       </w:pPr>
       <w:r>
@@ -2818,35 +2837,35 @@
           <w:rFonts w:ascii="Avenir Next" w:hAnsi="Avenir Next" w:cs="Avenir Next" w:eastAsia="Avenir Next"/>
           <w:b/>
           <w:color w:val="003A70"/>
+          <w:sz w:val="22"/>
+          <w:szCs w:val="18"/>
+        </w:rPr>
+        <w:t xml:space="preserve">Step 3</w:t>
+      </w:r>
+      <w:r>
+        <w:rPr>
+          <w:rFonts w:ascii="Avenir Next" w:hAnsi="Avenir Next" w:cs="Avenir Next" w:eastAsia="Avenir Next"/>
+          <w:color w:val="1A1A1A"/>
           <w:sz w:val="18"/>
           <w:szCs w:val="18"/>
         </w:rPr>
-        <w:t xml:space="preserve">Step 3</w:t>
-      </w:r>
-      <w:r>
-        <w:rPr>
-          <w:rFonts w:ascii="Avenir Next" w:hAnsi="Avenir Next" w:cs="Avenir Next" w:eastAsia="Avenir Next"/>
-          <w:color w:val="1A1A1A"/>
-          <w:sz w:val="18"/>
-          <w:szCs w:val="18"/>
-        </w:rPr>
         <w:tab/>
       </w:r>
       <w:r>
         <w:rPr>
           <w:rFonts w:ascii="Avenir Next" w:hAnsi="Avenir Next" w:cs="Avenir Next" w:eastAsia="Avenir Next"/>
           <w:color w:val="1A1A1A"/>
+          <w:sz w:val="22"/>
+          <w:szCs w:val="21"/>
+        </w:rPr>
+        <w:t xml:space="preserve">5 × 3 = </w:t>
+      </w:r>
+      <w:r>
+        <w:rPr>
+          <w:rFonts w:ascii="Avenir Next" w:hAnsi="Avenir Next" w:cs="Avenir Next" w:eastAsia="Avenir Next"/>
+          <w:color w:val="1A1A1A"/>
           <w:sz w:val="21"/>
           <w:szCs w:val="21"/>
-        </w:rPr>
-        <w:t xml:space="preserve">5 × 3 = </w:t>
-      </w:r>
-      <w:r>
-        <w:rPr>
-          <w:rFonts w:ascii="Avenir Next" w:hAnsi="Avenir Next" w:cs="Avenir Next" w:eastAsia="Avenir Next"/>
-          <w:color w:val="1A1A1A"/>
-          <w:sz w:val="21"/>
-          <w:szCs w:val="21"/>
           <w:u w:val="single"/>
         </w:rPr>
         <w:t xml:space="preserve">                </w:t>
@@ -2855,7 +2874,7 @@
         <w:rPr>
           <w:rFonts w:ascii="Avenir Next" w:hAnsi="Avenir Next" w:cs="Avenir Next" w:eastAsia="Avenir Next"/>
           <w:color w:val="1A1A1A"/>
-          <w:sz w:val="21"/>
+          <w:sz w:val="22"/>
           <w:szCs w:val="21"/>
         </w:rPr>
         <w:t xml:space="preserve">.</w:t>
@@ -2868,6 +2887,7 @@
     </w:p>
     <w:p>
       <w:pPr>
+        <w:pStyle w:val="Heading2"/>
         <w:keepNext/>
         <w:pBdr>
           <w:bottom w:val="single" w:sz="8" w:space="3" w:color="003A70"/>
@@ -2875,7 +2895,7 @@
         <w:tabs>
           <w:tab w:val="right" w:pos="9504"/>
         </w:tabs>
-        <w:spacing w:before="50" w:after="36" w:line="240" w:lineRule="auto"/>
+        <w:spacing w:before="42" w:after="31" w:line="240" w:lineRule="auto"/>
       </w:pPr>
       <w:r>
         <w:rPr>
@@ -2883,7 +2903,7 @@
           <w:b/>
           <w:color w:val="003A70"/>
           <w:spacing w:val="14"/>
-          <w:sz w:val="19"/>
+          <w:sz w:val="22"/>
           <w:szCs w:val="19"/>
         </w:rPr>
         <w:t xml:space="preserve">YOUR TURN</w:t>
@@ -2902,7 +2922,7 @@
           <w:rFonts w:ascii="Avenir Next" w:hAnsi="Avenir Next" w:cs="Avenir Next" w:eastAsia="Avenir Next"/>
           <w:i/>
           <w:color w:val="5A5F66"/>
-          <w:sz w:val="17"/>
+          <w:sz w:val="22"/>
           <w:szCs w:val="17"/>
         </w:rPr>
         <w:t xml:space="preserve">use the steps on your own</w:t>
@@ -2952,7 +2972,7 @@
               <w:tabs>
                 <w:tab w:val="left" w:pos="432"/>
               </w:tabs>
-              <w:spacing w:before="90" w:after="40" w:line="268" w:lineRule="auto"/>
+              <w:spacing w:before="76" w:after="34" w:line="240" w:lineRule="auto"/>
               <w:ind w:left="432" w:hanging="432"/>
             </w:pPr>
             <w:r>
@@ -3025,7 +3045,7 @@
                     <w:tabs>
                       <w:tab w:val="left" w:pos="340"/>
                     </w:tabs>
-                    <w:spacing w:before="0" w:after="0" w:line="276" w:lineRule="auto"/>
+                    <w:spacing w:before="0" w:after="0" w:line="240" w:lineRule="auto"/>
                     <w:ind w:left="340" w:hanging="340"/>
                   </w:pPr>
                   <w:r>
@@ -3073,7 +3093,7 @@
                       <w:szCs w:val="22"/>
                       <w:u w:val="single"/>
                     </w:rPr>
-                    <w:t xml:space="preserve">      </w:t>
+                    <w:t xml:space="preserve">          </w:t>
                   </w:r>
                 </w:p>
               </w:tc>
@@ -3087,7 +3107,7 @@
                     <w:tabs>
                       <w:tab w:val="left" w:pos="340"/>
                     </w:tabs>
-                    <w:spacing w:before="0" w:after="0" w:line="276" w:lineRule="auto"/>
+                    <w:spacing w:before="0" w:after="0" w:line="240" w:lineRule="auto"/>
                     <w:ind w:left="340" w:hanging="340"/>
                   </w:pPr>
                   <w:r>
@@ -3135,7 +3155,7 @@
                       <w:szCs w:val="22"/>
                       <w:u w:val="single"/>
                     </w:rPr>
-                    <w:t xml:space="preserve">      </w:t>
+                    <w:t xml:space="preserve">          </w:t>
                   </w:r>
                 </w:p>
               </w:tc>
@@ -3155,7 +3175,7 @@
                     <w:tabs>
                       <w:tab w:val="left" w:pos="340"/>
                     </w:tabs>
-                    <w:spacing w:before="0" w:after="0" w:line="276" w:lineRule="auto"/>
+                    <w:spacing w:before="0" w:after="0" w:line="240" w:lineRule="auto"/>
                     <w:ind w:left="340" w:hanging="340"/>
                   </w:pPr>
                   <w:r>
@@ -3203,7 +3223,7 @@
                       <w:szCs w:val="22"/>
                       <w:u w:val="single"/>
                     </w:rPr>
-                    <w:t xml:space="preserve">      </w:t>
+                    <w:t xml:space="preserve">          </w:t>
                   </w:r>
                 </w:p>
               </w:tc>
@@ -3217,7 +3237,7 @@
                     <w:tabs>
                       <w:tab w:val="left" w:pos="340"/>
                     </w:tabs>
-                    <w:spacing w:before="0" w:after="0" w:line="276" w:lineRule="auto"/>
+                    <w:spacing w:before="0" w:after="0" w:line="240" w:lineRule="auto"/>
                     <w:ind w:left="340" w:hanging="340"/>
                   </w:pPr>
                   <w:r>
@@ -3265,7 +3285,7 @@
                       <w:szCs w:val="22"/>
                       <w:u w:val="single"/>
                     </w:rPr>
-                    <w:t xml:space="preserve">      </w:t>
+                    <w:t xml:space="preserve">          </w:t>
                   </w:r>
                 </w:p>
               </w:tc>
@@ -3285,7 +3305,7 @@
                     <w:tabs>
                       <w:tab w:val="left" w:pos="340"/>
                     </w:tabs>
-                    <w:spacing w:before="0" w:after="0" w:line="276" w:lineRule="auto"/>
+                    <w:spacing w:before="0" w:after="0" w:line="240" w:lineRule="auto"/>
                     <w:ind w:left="340" w:hanging="340"/>
                   </w:pPr>
                   <w:r>
@@ -3333,7 +3353,7 @@
                       <w:szCs w:val="22"/>
                       <w:u w:val="single"/>
                     </w:rPr>
-                    <w:t xml:space="preserve">      </w:t>
+                    <w:t xml:space="preserve">          </w:t>
                   </w:r>
                 </w:p>
               </w:tc>
@@ -3347,7 +3367,7 @@
                     <w:tabs>
                       <w:tab w:val="left" w:pos="340"/>
                     </w:tabs>
-                    <w:spacing w:before="0" w:after="0" w:line="276" w:lineRule="auto"/>
+                    <w:spacing w:before="0" w:after="0" w:line="240" w:lineRule="auto"/>
                     <w:ind w:left="340" w:hanging="340"/>
                   </w:pPr>
                   <w:r>
@@ -3395,7 +3415,7 @@
                       <w:szCs w:val="22"/>
                       <w:u w:val="single"/>
                     </w:rPr>
-                    <w:t xml:space="preserve">      </w:t>
+                    <w:t xml:space="preserve">          </w:t>
                   </w:r>
                 </w:p>
               </w:tc>
@@ -3416,6 +3436,7 @@
     </w:p>
     <w:p>
       <w:pPr>
+        <w:pStyle w:val="Heading2"/>
         <w:keepNext/>
         <w:pBdr>
           <w:bottom w:val="single" w:sz="8" w:space="3" w:color="003A70"/>
@@ -3423,7 +3444,7 @@
         <w:tabs>
           <w:tab w:val="right" w:pos="9504"/>
         </w:tabs>
-        <w:spacing w:before="50" w:after="36" w:line="240" w:lineRule="auto"/>
+        <w:spacing w:before="42" w:after="31" w:line="240" w:lineRule="auto"/>
       </w:pPr>
       <w:r>
         <w:rPr>
@@ -3431,7 +3452,7 @@
           <w:b/>
           <w:color w:val="003A70"/>
           <w:spacing w:val="14"/>
-          <w:sz w:val="19"/>
+          <w:sz w:val="22"/>
           <w:szCs w:val="19"/>
         </w:rPr>
         <w:t xml:space="preserve">READY CHECK</w:t>
@@ -3450,7 +3471,7 @@
           <w:rFonts w:ascii="Avenir Next" w:hAnsi="Avenir Next" w:cs="Avenir Next" w:eastAsia="Avenir Next"/>
           <w:i/>
           <w:color w:val="5A5F66"/>
-          <w:sz w:val="17"/>
+          <w:sz w:val="22"/>
           <w:szCs w:val="17"/>
         </w:rPr>
         <w:t xml:space="preserve">a problem like the one in today’s lesson</w:t>
@@ -3500,7 +3521,7 @@
               <w:tabs>
                 <w:tab w:val="left" w:pos="432"/>
               </w:tabs>
-              <w:spacing w:before="90" w:after="40" w:line="268" w:lineRule="auto"/>
+              <w:spacing w:before="76" w:after="34" w:line="240" w:lineRule="auto"/>
               <w:ind w:left="432" w:hanging="432"/>
             </w:pPr>
             <w:r>
@@ -3574,7 +3595,7 @@
                     <w:tabs>
                       <w:tab w:val="left" w:pos="340"/>
                     </w:tabs>
-                    <w:spacing w:before="0" w:after="0" w:line="264" w:lineRule="auto"/>
+                    <w:spacing w:before="0" w:after="0" w:line="240" w:lineRule="auto"/>
                     <w:ind w:left="340" w:hanging="340"/>
                   </w:pPr>
                   <w:r>
@@ -3582,25 +3603,25 @@
                       <w:rFonts w:ascii="Avenir Next" w:hAnsi="Avenir Next" w:cs="Avenir Next" w:eastAsia="Avenir Next"/>
                       <w:b/>
                       <w:color w:val="003A70"/>
+                      <w:sz w:val="22"/>
+                      <w:szCs w:val="21"/>
+                    </w:rPr>
+                    <w:t xml:space="preserve">A</w:t>
+                  </w:r>
+                  <w:r>
+                    <w:rPr>
+                      <w:rFonts w:ascii="Avenir Next" w:hAnsi="Avenir Next" w:cs="Avenir Next" w:eastAsia="Avenir Next"/>
+                      <w:color w:val="1A1A1A"/>
                       <w:sz w:val="21"/>
                       <w:szCs w:val="21"/>
                     </w:rPr>
-                    <w:t xml:space="preserve">A</w:t>
-                  </w:r>
-                  <w:r>
-                    <w:rPr>
-                      <w:rFonts w:ascii="Avenir Next" w:hAnsi="Avenir Next" w:cs="Avenir Next" w:eastAsia="Avenir Next"/>
-                      <w:color w:val="1A1A1A"/>
-                      <w:sz w:val="21"/>
-                      <w:szCs w:val="21"/>
-                    </w:rPr>
                     <w:tab/>
                   </w:r>
                   <w:r>
                     <w:rPr>
                       <w:rFonts w:ascii="Avenir Next" w:hAnsi="Avenir Next" w:cs="Avenir Next" w:eastAsia="Avenir Next"/>
                       <w:color w:val="1A1A1A"/>
-                      <w:sz w:val="21"/>
+                      <w:sz w:val="22"/>
                       <w:szCs w:val="21"/>
                     </w:rPr>
                     <w:t xml:space="preserve">4</w:t>
@@ -3617,7 +3638,7 @@
                     <w:tabs>
                       <w:tab w:val="left" w:pos="340"/>
                     </w:tabs>
-                    <w:spacing w:before="0" w:after="0" w:line="264" w:lineRule="auto"/>
+                    <w:spacing w:before="0" w:after="0" w:line="240" w:lineRule="auto"/>
                     <w:ind w:left="340" w:hanging="340"/>
                   </w:pPr>
                   <w:r>
@@ -3625,25 +3646,25 @@
                       <w:rFonts w:ascii="Avenir Next" w:hAnsi="Avenir Next" w:cs="Avenir Next" w:eastAsia="Avenir Next"/>
                       <w:b/>
                       <w:color w:val="003A70"/>
+                      <w:sz w:val="22"/>
+                      <w:szCs w:val="21"/>
+                    </w:rPr>
+                    <w:t xml:space="preserve">B</w:t>
+                  </w:r>
+                  <w:r>
+                    <w:rPr>
+                      <w:rFonts w:ascii="Avenir Next" w:hAnsi="Avenir Next" w:cs="Avenir Next" w:eastAsia="Avenir Next"/>
+                      <w:color w:val="1A1A1A"/>
                       <w:sz w:val="21"/>
                       <w:szCs w:val="21"/>
                     </w:rPr>
-                    <w:t xml:space="preserve">B</w:t>
-                  </w:r>
-                  <w:r>
-                    <w:rPr>
-                      <w:rFonts w:ascii="Avenir Next" w:hAnsi="Avenir Next" w:cs="Avenir Next" w:eastAsia="Avenir Next"/>
-                      <w:color w:val="1A1A1A"/>
-                      <w:sz w:val="21"/>
-                      <w:szCs w:val="21"/>
-                    </w:rPr>
                     <w:tab/>
                   </w:r>
                   <w:r>
                     <w:rPr>
                       <w:rFonts w:ascii="Avenir Next" w:hAnsi="Avenir Next" w:cs="Avenir Next" w:eastAsia="Avenir Next"/>
                       <w:color w:val="1A1A1A"/>
-                      <w:sz w:val="21"/>
+                      <w:sz w:val="22"/>
                       <w:szCs w:val="21"/>
                     </w:rPr>
                     <w:t xml:space="preserve">12</w:t>
@@ -3660,7 +3681,7 @@
                     <w:tabs>
                       <w:tab w:val="left" w:pos="340"/>
                     </w:tabs>
-                    <w:spacing w:before="0" w:after="0" w:line="264" w:lineRule="auto"/>
+                    <w:spacing w:before="0" w:after="0" w:line="240" w:lineRule="auto"/>
                     <w:ind w:left="340" w:hanging="340"/>
                   </w:pPr>
                   <w:r>
@@ -3668,25 +3689,25 @@
                       <w:rFonts w:ascii="Avenir Next" w:hAnsi="Avenir Next" w:cs="Avenir Next" w:eastAsia="Avenir Next"/>
                       <w:b/>
                       <w:color w:val="003A70"/>
+                      <w:sz w:val="22"/>
+                      <w:szCs w:val="21"/>
+                    </w:rPr>
+                    <w:t xml:space="preserve">C</w:t>
+                  </w:r>
+                  <w:r>
+                    <w:rPr>
+                      <w:rFonts w:ascii="Avenir Next" w:hAnsi="Avenir Next" w:cs="Avenir Next" w:eastAsia="Avenir Next"/>
+                      <w:color w:val="1A1A1A"/>
                       <w:sz w:val="21"/>
                       <w:szCs w:val="21"/>
                     </w:rPr>
-                    <w:t xml:space="preserve">C</w:t>
-                  </w:r>
-                  <w:r>
-                    <w:rPr>
-                      <w:rFonts w:ascii="Avenir Next" w:hAnsi="Avenir Next" w:cs="Avenir Next" w:eastAsia="Avenir Next"/>
-                      <w:color w:val="1A1A1A"/>
-                      <w:sz w:val="21"/>
-                      <w:szCs w:val="21"/>
-                    </w:rPr>
                     <w:tab/>
                   </w:r>
                   <w:r>
                     <w:rPr>
                       <w:rFonts w:ascii="Avenir Next" w:hAnsi="Avenir Next" w:cs="Avenir Next" w:eastAsia="Avenir Next"/>
                       <w:color w:val="1A1A1A"/>
-                      <w:sz w:val="21"/>
+                      <w:sz w:val="22"/>
                       <w:szCs w:val="21"/>
                     </w:rPr>
                     <w:t xml:space="preserve">13</w:t>
@@ -3703,7 +3724,7 @@
                     <w:tabs>
                       <w:tab w:val="left" w:pos="340"/>
                     </w:tabs>
-                    <w:spacing w:before="0" w:after="0" w:line="264" w:lineRule="auto"/>
+                    <w:spacing w:before="0" w:after="0" w:line="240" w:lineRule="auto"/>
                     <w:ind w:left="340" w:hanging="340"/>
                   </w:pPr>
                   <w:r>
@@ -3711,25 +3732,25 @@
                       <w:rFonts w:ascii="Avenir Next" w:hAnsi="Avenir Next" w:cs="Avenir Next" w:eastAsia="Avenir Next"/>
                       <w:b/>
                       <w:color w:val="003A70"/>
+                      <w:sz w:val="22"/>
+                      <w:szCs w:val="21"/>
+                    </w:rPr>
+                    <w:t xml:space="preserve">D</w:t>
+                  </w:r>
+                  <w:r>
+                    <w:rPr>
+                      <w:rFonts w:ascii="Avenir Next" w:hAnsi="Avenir Next" w:cs="Avenir Next" w:eastAsia="Avenir Next"/>
+                      <w:color w:val="1A1A1A"/>
                       <w:sz w:val="21"/>
                       <w:szCs w:val="21"/>
                     </w:rPr>
-                    <w:t xml:space="preserve">D</w:t>
-                  </w:r>
-                  <w:r>
-                    <w:rPr>
-                      <w:rFonts w:ascii="Avenir Next" w:hAnsi="Avenir Next" w:cs="Avenir Next" w:eastAsia="Avenir Next"/>
-                      <w:color w:val="1A1A1A"/>
-                      <w:sz w:val="21"/>
-                      <w:szCs w:val="21"/>
-                    </w:rPr>
                     <w:tab/>
                   </w:r>
                   <w:r>
                     <w:rPr>
                       <w:rFonts w:ascii="Avenir Next" w:hAnsi="Avenir Next" w:cs="Avenir Next" w:eastAsia="Avenir Next"/>
                       <w:color w:val="1A1A1A"/>
-                      <w:sz w:val="21"/>
+                      <w:sz w:val="22"/>
                       <w:szCs w:val="21"/>
                     </w:rPr>
                     <w:t xml:space="preserve">48</w:t>
@@ -3778,19 +3799,42 @@
         <w:tblLook w:val="0000" w:firstRow="0" w:lastRow="0" w:firstColumn="0" w:lastColumn="0" w:noHBand="1" w:noVBand="1"/>
       </w:tblPr>
       <w:tblGrid>
-        <w:gridCol w:w="2000"/>
-        <w:gridCol w:w="2300"/>
-        <w:gridCol w:w="2100"/>
-        <w:gridCol w:w="3104"/>
+        <w:gridCol w:w="1750"/>
+        <w:gridCol w:w="2500"/>
+        <w:gridCol w:w="2200"/>
+        <w:gridCol w:w="3054"/>
       </w:tblGrid>
       <w:tr>
         <w:trPr>
           <w:cantSplit/>
-          <w:trHeight w:val="320" w:hRule="atLeast"/>
+          <w:trHeight w:val="300" w:hRule="atLeast"/>
         </w:trPr>
         <w:tc>
           <w:tcPr>
-            <w:tcW w:w="2000" w:type="dxa"/>
+            <w:tcW w:w="1750" w:type="dxa"/>
+            <w:vAlign w:val="center"/>
+          </w:tcPr>
+          <w:p>
+            <w:pPr>
+              <w:pStyle w:val="Heading2"/>
+              <w:spacing w:before="0" w:after="0" w:line="240" w:lineRule="auto"/>
+            </w:pPr>
+            <w:r>
+              <w:rPr>
+                <w:rFonts w:ascii="Avenir Next" w:hAnsi="Avenir Next" w:cs="Avenir Next" w:eastAsia="Avenir Next"/>
+                <w:b/>
+                <w:color w:val="003A70"/>
+                <w:spacing w:val="12"/>
+                <w:sz w:val="15"/>
+                <w:szCs w:val="15"/>
+              </w:rPr>
+              <w:t xml:space="preserve">CHECK YOURSELF</w:t>
+            </w:r>
+          </w:p>
+        </w:tc>
+        <w:tc>
+          <w:tcPr>
+            <w:tcW w:w="2500" w:type="dxa"/>
             <w:vAlign w:val="center"/>
           </w:tcPr>
           <w:p>
@@ -3799,20 +3843,27 @@
             </w:pPr>
             <w:r>
               <w:rPr>
-                <w:rFonts w:ascii="Avenir Next" w:hAnsi="Avenir Next" w:cs="Avenir Next" w:eastAsia="Avenir Next"/>
-                <w:b/>
-                <w:color w:val="003A70"/>
-                <w:spacing w:val="12"/>
-                <w:sz w:val="15"/>
-                <w:szCs w:val="15"/>
-              </w:rPr>
-              <w:t xml:space="preserve">CHECK YOURSELF</w:t>
+                <w:rFonts w:ascii="Arial" w:hAnsi="Arial" w:cs="Arial" w:eastAsia="Arial"/>
+                <w:color w:val="1A1A1A"/>
+                <w:sz w:val="20"/>
+                <w:szCs w:val="20"/>
+              </w:rPr>
+              <w:t xml:space="preserve">□</w:t>
+            </w:r>
+            <w:r>
+              <w:rPr>
+                <w:rFonts w:ascii="Avenir Next" w:hAnsi="Avenir Next" w:cs="Avenir Next" w:eastAsia="Avenir Next"/>
+                <w:color w:val="1A1A1A"/>
+                <w:sz w:val="17"/>
+                <w:szCs w:val="17"/>
+              </w:rPr>
+              <w:t xml:space="preserve">  I can do this on my own</w:t>
             </w:r>
           </w:p>
         </w:tc>
         <w:tc>
           <w:tcPr>
-            <w:tcW w:w="2300" w:type="dxa"/>
+            <w:tcW w:w="2200" w:type="dxa"/>
             <w:vAlign w:val="center"/>
           </w:tcPr>
           <w:p>
@@ -3823,8 +3874,8 @@
               <w:rPr>
                 <w:rFonts w:ascii="Arial" w:hAnsi="Arial" w:cs="Arial" w:eastAsia="Arial"/>
                 <w:color w:val="1A1A1A"/>
-                <w:sz w:val="24"/>
-                <w:szCs w:val="24"/>
+                <w:sz w:val="20"/>
+                <w:szCs w:val="20"/>
               </w:rPr>
               <w:t xml:space="preserve">□</w:t>
             </w:r>
@@ -3835,13 +3886,13 @@
                 <w:sz w:val="17"/>
                 <w:szCs w:val="17"/>
               </w:rPr>
-              <w:t xml:space="preserve">  I can do this on my own</w:t>
+              <w:t xml:space="preserve">  I need a little help</w:t>
             </w:r>
           </w:p>
         </w:tc>
         <w:tc>
           <w:tcPr>
-            <w:tcW w:w="2100" w:type="dxa"/>
+            <w:tcW w:w="3054" w:type="dxa"/>
             <w:vAlign w:val="center"/>
           </w:tcPr>
           <w:p>
@@ -3852,37 +3903,8 @@
               <w:rPr>
                 <w:rFonts w:ascii="Arial" w:hAnsi="Arial" w:cs="Arial" w:eastAsia="Arial"/>
                 <w:color w:val="1A1A1A"/>
-                <w:sz w:val="24"/>
-                <w:szCs w:val="24"/>
-              </w:rPr>
-              <w:t xml:space="preserve">□</w:t>
-            </w:r>
-            <w:r>
-              <w:rPr>
-                <w:rFonts w:ascii="Avenir Next" w:hAnsi="Avenir Next" w:cs="Avenir Next" w:eastAsia="Avenir Next"/>
-                <w:color w:val="1A1A1A"/>
-                <w:sz w:val="17"/>
-                <w:szCs w:val="17"/>
-              </w:rPr>
-              <w:t xml:space="preserve">  I need a little help</w:t>
-            </w:r>
-          </w:p>
-        </w:tc>
-        <w:tc>
-          <w:tcPr>
-            <w:tcW w:w="3104" w:type="dxa"/>
-            <w:vAlign w:val="center"/>
-          </w:tcPr>
-          <w:p>
-            <w:pPr>
-              <w:spacing w:before="0" w:after="0" w:line="240" w:lineRule="auto"/>
-            </w:pPr>
-            <w:r>
-              <w:rPr>
-                <w:rFonts w:ascii="Arial" w:hAnsi="Arial" w:cs="Arial" w:eastAsia="Arial"/>
-                <w:color w:val="1A1A1A"/>
-                <w:sz w:val="24"/>
-                <w:szCs w:val="24"/>
+                <w:sz w:val="20"/>
+                <w:szCs w:val="20"/>
               </w:rPr>
               <w:t xml:space="preserve">□</w:t>
             </w:r>
@@ -3917,7 +3939,7 @@
     <w:sectPr>
       <w:footerReference w:type="default" r:id="rIdFooter1"/>
       <w:pgSz w:w="12240" w:h="15840"/>
-      <w:pgMar w:top="893" w:right="1224" w:bottom="835" w:left="1512" w:header="432" w:footer="432" w:gutter="0"/>
+      <w:pgMar w:top="780" w:right="1224" w:bottom="760" w:left="1512" w:header="432" w:footer="432" w:gutter="0"/>
       <w:cols w:space="720"/>
     </w:sectPr>
   </w:body>
@@ -3997,7 +4019,106 @@
               <w:sz w:val="15"/>
               <w:szCs w:val="15"/>
             </w:rPr>
-            <w:t xml:space="preserve">Lesson 2-4  ·  Session 1  ·  Prerequisite Practice A</w:t>
+            <w:t xml:space="preserve">2-4 · Page </w:t>
+          </w:r>
+          <w:r>
+            <w:rPr>
+              <w:rFonts w:ascii="Avenir Next" w:hAnsi="Avenir Next" w:cs="Avenir Next" w:eastAsia="Avenir Next"/>
+              <w:color w:val="5A5F66"/>
+              <w:sz w:val="15"/>
+              <w:szCs w:val="15"/>
+            </w:rPr>
+            <w:fldChar w:fldCharType="begin"/>
+          </w:r>
+          <w:r>
+            <w:rPr>
+              <w:rFonts w:ascii="Avenir Next" w:hAnsi="Avenir Next" w:cs="Avenir Next" w:eastAsia="Avenir Next"/>
+              <w:color w:val="5A5F66"/>
+              <w:sz w:val="15"/>
+              <w:szCs w:val="15"/>
+            </w:rPr>
+            <w:instrText xml:space="preserve"> PAGE </w:instrText>
+          </w:r>
+          <w:r>
+            <w:rPr>
+              <w:rFonts w:ascii="Avenir Next" w:hAnsi="Avenir Next" w:cs="Avenir Next" w:eastAsia="Avenir Next"/>
+              <w:color w:val="5A5F66"/>
+              <w:sz w:val="15"/>
+              <w:szCs w:val="15"/>
+            </w:rPr>
+            <w:fldChar w:fldCharType="separate"/>
+          </w:r>
+          <w:r>
+            <w:rPr>
+              <w:rFonts w:ascii="Avenir Next" w:hAnsi="Avenir Next" w:cs="Avenir Next" w:eastAsia="Avenir Next"/>
+              <w:color w:val="5A5F66"/>
+              <w:sz w:val="15"/>
+              <w:szCs w:val="15"/>
+            </w:rPr>
+            <w:t xml:space="preserve">1</w:t>
+          </w:r>
+          <w:r>
+            <w:rPr>
+              <w:rFonts w:ascii="Avenir Next" w:hAnsi="Avenir Next" w:cs="Avenir Next" w:eastAsia="Avenir Next"/>
+              <w:color w:val="5A5F66"/>
+              <w:sz w:val="15"/>
+              <w:szCs w:val="15"/>
+            </w:rPr>
+            <w:fldChar w:fldCharType="end"/>
+          </w:r>
+          <w:r>
+            <w:rPr>
+              <w:rFonts w:ascii="Avenir Next" w:hAnsi="Avenir Next" w:cs="Avenir Next" w:eastAsia="Avenir Next"/>
+              <w:color w:val="5A5F66"/>
+              <w:sz w:val="15"/>
+              <w:szCs w:val="15"/>
+            </w:rPr>
+            <w:t xml:space="preserve"> of </w:t>
+          </w:r>
+          <w:r>
+            <w:rPr>
+              <w:rFonts w:ascii="Avenir Next" w:hAnsi="Avenir Next" w:cs="Avenir Next" w:eastAsia="Avenir Next"/>
+              <w:color w:val="5A5F66"/>
+              <w:sz w:val="15"/>
+              <w:szCs w:val="15"/>
+            </w:rPr>
+            <w:fldChar w:fldCharType="begin"/>
+          </w:r>
+          <w:r>
+            <w:rPr>
+              <w:rFonts w:ascii="Avenir Next" w:hAnsi="Avenir Next" w:cs="Avenir Next" w:eastAsia="Avenir Next"/>
+              <w:color w:val="5A5F66"/>
+              <w:sz w:val="15"/>
+              <w:szCs w:val="15"/>
+            </w:rPr>
+            <w:instrText xml:space="preserve"> NUMPAGES </w:instrText>
+          </w:r>
+          <w:r>
+            <w:rPr>
+              <w:rFonts w:ascii="Avenir Next" w:hAnsi="Avenir Next" w:cs="Avenir Next" w:eastAsia="Avenir Next"/>
+              <w:color w:val="5A5F66"/>
+              <w:sz w:val="15"/>
+              <w:szCs w:val="15"/>
+            </w:rPr>
+            <w:fldChar w:fldCharType="separate"/>
+          </w:r>
+          <w:r>
+            <w:rPr>
+              <w:rFonts w:ascii="Avenir Next" w:hAnsi="Avenir Next" w:cs="Avenir Next" w:eastAsia="Avenir Next"/>
+              <w:color w:val="5A5F66"/>
+              <w:sz w:val="15"/>
+              <w:szCs w:val="15"/>
+            </w:rPr>
+            <w:t xml:space="preserve">1</w:t>
+          </w:r>
+          <w:r>
+            <w:rPr>
+              <w:rFonts w:ascii="Avenir Next" w:hAnsi="Avenir Next" w:cs="Avenir Next" w:eastAsia="Avenir Next"/>
+              <w:color w:val="5A5F66"/>
+              <w:sz w:val="15"/>
+              <w:szCs w:val="15"/>
+            </w:rPr>
+            <w:fldChar w:fldCharType="end"/>
           </w:r>
         </w:p>
       </w:tc>
@@ -4040,5 +4161,23 @@
       </w:tblCellMar>
     </w:tblPr>
   </w:style>
+  <w:style w:type="paragraph" w:styleId="Heading1">
+    <w:name w:val="heading 1"/>
+    <w:basedOn w:val="Normal"/>
+    <w:pPr>
+      <w:outlineLvl w:val="0"/>
+      <w:keepNext w:val="0"/>
+      <w:keepLines w:val="0"/>
+    </w:pPr>
+  </w:style>
+  <w:style w:type="paragraph" w:styleId="Heading2">
+    <w:name w:val="heading 2"/>
+    <w:basedOn w:val="Normal"/>
+    <w:pPr>
+      <w:outlineLvl w:val="1"/>
+      <w:keepNext w:val="0"/>
+      <w:keepLines w:val="0"/>
+    </w:pPr>
+  </w:style>
 </w:styles>
 </file>